--- a/Önlab.docx
+++ b/Önlab.docx
@@ -327,6 +327,13 @@
     <w:bookmarkStart w:id="0" w:name="_Toc227263287" w:displacedByCustomXml="next"/>
     <w:sdt>
       <w:sdtPr>
+        <w:rPr>
+          <w:rFonts w:eastAsiaTheme="minorHAnsi" w:cstheme="minorHAnsi"/>
+          <w:b w:val="0"/>
+          <w:color w:val="auto"/>
+          <w:sz w:val="24"/>
+          <w:szCs w:val="22"/>
+        </w:rPr>
         <w:id w:val="-1880623985"/>
         <w:docPartObj>
           <w:docPartGallery w:val="Table of Contents"/>
@@ -335,17 +342,13 @@
       </w:sdtPr>
       <w:sdtEndPr>
         <w:rPr>
-          <w:rFonts w:eastAsiaTheme="minorHAnsi" w:cstheme="minorHAnsi"/>
           <w:bCs/>
-          <w:color w:val="auto"/>
-          <w:sz w:val="24"/>
-          <w:szCs w:val="22"/>
         </w:rPr>
       </w:sdtEndPr>
       <w:sdtContent>
         <w:p>
           <w:pPr>
-            <w:pStyle w:val="Cmsor10"/>
+            <w:pStyle w:val="Cmsor1"/>
             <w:numPr>
               <w:ilvl w:val="0"/>
               <w:numId w:val="0"/>
@@ -2601,7 +2604,7 @@
     </w:p>
     <w:p>
       <w:pPr>
-        <w:pStyle w:val="Cmsor10"/>
+        <w:pStyle w:val="Cmsor1"/>
         <w:numPr>
           <w:ilvl w:val="0"/>
           <w:numId w:val="0"/>
@@ -2803,7 +2806,7 @@
     </w:p>
     <w:p>
       <w:pPr>
-        <w:pStyle w:val="Cmsor10"/>
+        <w:pStyle w:val="Cmsor1"/>
         <w:numPr>
           <w:ilvl w:val="0"/>
           <w:numId w:val="12"/>
@@ -3418,7 +3421,7 @@
     </w:p>
     <w:p>
       <w:pPr>
-        <w:pStyle w:val="Cmsor10"/>
+        <w:pStyle w:val="Cmsor1"/>
         <w:numPr>
           <w:ilvl w:val="0"/>
           <w:numId w:val="12"/>
@@ -4018,6 +4021,10 @@
         <w:jc w:val="center"/>
       </w:pPr>
       <w:r>
+        <w:rPr>
+          <w:noProof/>
+          <w:lang w:eastAsia="hu-HU"/>
+        </w:rPr>
         <w:drawing>
           <wp:inline distT="0" distB="0" distL="0" distR="0" wp14:anchorId="6819F22B" wp14:editId="5A687A97">
             <wp:extent cx="2179651" cy="3919994"/>
@@ -4055,6 +4062,10 @@
         </w:drawing>
       </w:r>
       <w:r>
+        <w:rPr>
+          <w:noProof/>
+          <w:lang w:eastAsia="hu-HU"/>
+        </w:rPr>
         <w:drawing>
           <wp:inline distT="0" distB="0" distL="0" distR="0" wp14:anchorId="4B41250A" wp14:editId="1D36DF61">
             <wp:extent cx="2973788" cy="4851968"/>
@@ -4097,24 +4108,14 @@
         <w:pStyle w:val="Kpalrs"/>
         <w:jc w:val="center"/>
       </w:pPr>
-      <w:r>
-        <w:fldChar w:fldCharType="begin"/>
-      </w:r>
-      <w:r>
-        <w:instrText xml:space="preserve"> SEQ ábra \* ARABIC </w:instrText>
-      </w:r>
-      <w:r>
-        <w:fldChar w:fldCharType="separate"/>
-      </w:r>
-      <w:r>
-        <w:rPr>
-          <w:noProof/>
-        </w:rPr>
-        <w:t>1</w:t>
-      </w:r>
-      <w:r>
-        <w:fldChar w:fldCharType="end"/>
-      </w:r>
+      <w:fldSimple w:instr=" SEQ ábra \* ARABIC ">
+        <w:r>
+          <w:rPr>
+            <w:noProof/>
+          </w:rPr>
+          <w:t>1</w:t>
+        </w:r>
+      </w:fldSimple>
       <w:r>
         <w:t>. ábra</w:t>
       </w:r>
@@ -4136,24 +4137,14 @@
         <w:pStyle w:val="Kpalrs"/>
         <w:jc w:val="center"/>
       </w:pPr>
-      <w:r>
-        <w:fldChar w:fldCharType="begin"/>
-      </w:r>
-      <w:r>
-        <w:instrText xml:space="preserve"> SEQ ábra \* ARABIC </w:instrText>
-      </w:r>
-      <w:r>
-        <w:fldChar w:fldCharType="separate"/>
-      </w:r>
-      <w:r>
-        <w:rPr>
-          <w:noProof/>
-        </w:rPr>
-        <w:t>2</w:t>
-      </w:r>
-      <w:r>
-        <w:fldChar w:fldCharType="end"/>
-      </w:r>
+      <w:fldSimple w:instr=" SEQ ábra \* ARABIC ">
+        <w:r>
+          <w:rPr>
+            <w:noProof/>
+          </w:rPr>
+          <w:t>2</w:t>
+        </w:r>
+      </w:fldSimple>
       <w:r>
         <w:t>. ábra (jobb)</w:t>
       </w:r>
@@ -4257,13 +4248,7 @@
               <w:rPr>
                 <w:rFonts w:ascii="Cambria Math" w:eastAsiaTheme="minorEastAsia" w:hAnsi="Cambria Math"/>
               </w:rPr>
-              <m:t>m</m:t>
-            </m:r>
-            <m:r>
-              <w:rPr>
-                <w:rFonts w:ascii="Cambria Math" w:eastAsiaTheme="minorEastAsia" w:hAnsi="Cambria Math"/>
-              </w:rPr>
-              <m:t>ax</m:t>
+              <m:t>max</m:t>
             </m:r>
           </m:sub>
         </m:sSub>
@@ -4493,13 +4478,7 @@
             <w:rPr>
               <w:rFonts w:ascii="Cambria Math" w:eastAsiaTheme="minorEastAsia" w:hAnsi="Cambria Math"/>
             </w:rPr>
-            <m:t xml:space="preserve"> v</m:t>
-          </m:r>
-          <m:r>
-            <w:rPr>
-              <w:rFonts w:ascii="Cambria Math" w:eastAsiaTheme="minorEastAsia" w:hAnsi="Cambria Math"/>
-            </w:rPr>
-            <m:t xml:space="preserve"> </m:t>
+            <m:t xml:space="preserve"> v </m:t>
           </m:r>
           <m:r>
             <w:rPr>
@@ -4586,13 +4565,7 @@
                     <w:rPr>
                       <w:rFonts w:ascii="Cambria Math" w:hAnsi="Cambria Math"/>
                     </w:rPr>
-                    <m:t>m</m:t>
-                  </m:r>
-                  <m:r>
-                    <w:rPr>
-                      <w:rFonts w:ascii="Cambria Math" w:hAnsi="Cambria Math"/>
-                    </w:rPr>
-                    <m:t>ax</m:t>
+                    <m:t>max</m:t>
                   </m:r>
                 </m:sub>
               </m:sSub>
@@ -4600,13 +4573,7 @@
                 <w:rPr>
                   <w:rFonts w:ascii="Cambria Math" w:hAnsi="Cambria Math"/>
                 </w:rPr>
-                <m:t>Δt</m:t>
-              </m:r>
-              <m:r>
-                <w:rPr>
-                  <w:rFonts w:ascii="Cambria Math" w:hAnsi="Cambria Math"/>
-                </w:rPr>
-                <m:t xml:space="preserve">, </m:t>
+                <m:t xml:space="preserve">Δt, </m:t>
               </m:r>
               <m:sSub>
                 <m:sSubPr>
@@ -4675,13 +4642,7 @@
                     <w:rPr>
                       <w:rFonts w:ascii="Cambria Math" w:hAnsi="Cambria Math"/>
                     </w:rPr>
-                    <m:t>m</m:t>
-                  </m:r>
-                  <m:r>
-                    <w:rPr>
-                      <w:rFonts w:ascii="Cambria Math" w:hAnsi="Cambria Math"/>
-                    </w:rPr>
-                    <m:t>ax</m:t>
+                    <m:t>max</m:t>
                   </m:r>
                 </m:sub>
               </m:sSub>
@@ -4740,13 +4701,7 @@
                 <w:rPr>
                   <w:rFonts w:ascii="Cambria Math" w:eastAsiaTheme="minorEastAsia" w:hAnsi="Cambria Math"/>
                 </w:rPr>
-                <m:t>m</m:t>
-              </m:r>
-              <m:r>
-                <w:rPr>
-                  <w:rFonts w:ascii="Cambria Math" w:eastAsiaTheme="minorEastAsia" w:hAnsi="Cambria Math"/>
-                </w:rPr>
-                <m:t>ax</m:t>
+                <m:t>max</m:t>
               </m:r>
             </m:sub>
           </m:sSub>
@@ -4754,13 +4709,7 @@
             <w:rPr>
               <w:rFonts w:ascii="Cambria Math" w:hAnsi="Cambria Math"/>
             </w:rPr>
-            <m:t>Δt</m:t>
-          </m:r>
-          <m:r>
-            <w:rPr>
-              <w:rFonts w:ascii="Cambria Math" w:hAnsi="Cambria Math"/>
-            </w:rPr>
-            <m:t>,</m:t>
+            <m:t>Δt,</m:t>
           </m:r>
           <m:sSub>
             <m:sSubPr>
@@ -4803,13 +4752,7 @@
                 <w:rPr>
                   <w:rFonts w:ascii="Cambria Math" w:eastAsiaTheme="minorEastAsia" w:hAnsi="Cambria Math"/>
                 </w:rPr>
-                <m:t>m</m:t>
-              </m:r>
-              <m:r>
-                <w:rPr>
-                  <w:rFonts w:ascii="Cambria Math" w:eastAsiaTheme="minorEastAsia" w:hAnsi="Cambria Math"/>
-                </w:rPr>
-                <m:t>ax</m:t>
+                <m:t>max</m:t>
               </m:r>
             </m:sub>
           </m:sSub>
@@ -4817,13 +4760,7 @@
             <w:rPr>
               <w:rFonts w:ascii="Cambria Math" w:hAnsi="Cambria Math"/>
             </w:rPr>
-            <m:t>Δt</m:t>
-          </m:r>
-          <m:r>
-            <w:rPr>
-              <w:rFonts w:ascii="Cambria Math" w:hAnsi="Cambria Math"/>
-            </w:rPr>
-            <m:t>]</m:t>
+            <m:t>Δt]</m:t>
           </m:r>
           <m:r>
             <w:rPr>
@@ -4889,13 +4826,7 @@
           <w:rPr>
             <w:rFonts w:ascii="Cambria Math" w:eastAsiaTheme="minorEastAsia" w:hAnsi="Cambria Math"/>
           </w:rPr>
-          <m:t>Δ</m:t>
-        </m:r>
-        <m:r>
-          <w:rPr>
-            <w:rFonts w:ascii="Cambria Math" w:eastAsiaTheme="minorEastAsia" w:hAnsi="Cambria Math"/>
-          </w:rPr>
-          <m:t>t</m:t>
+          <m:t>Δt</m:t>
         </m:r>
       </m:oMath>
       <w:r>
@@ -5003,7 +4934,7 @@
             <v:path o:extrusionok="f" gradientshapeok="t" o:connecttype="rect"/>
             <o:lock v:ext="edit" aspectratio="t"/>
           </v:shapetype>
-          <v:shape id="_x0000_i1119" type="#_x0000_t75" style="width:453.3pt;height:216.65pt">
+          <v:shape id="_x0000_i1025" type="#_x0000_t75" style="width:453.3pt;height:216.65pt">
             <v:imagedata r:id="rId9" o:title="v,wpairsszebb"/>
           </v:shape>
         </w:pict>
@@ -5206,6 +5137,10 @@
         <w:br/>
       </w:r>
       <w:r>
+        <w:rPr>
+          <w:noProof/>
+          <w:lang w:eastAsia="hu-HU"/>
+        </w:rPr>
         <w:drawing>
           <wp:inline distT="0" distB="0" distL="0" distR="0" wp14:anchorId="5AEEA78D" wp14:editId="466D917D">
             <wp:extent cx="5521570" cy="5347499"/>
@@ -5247,24 +5182,14 @@
       <w:pPr>
         <w:pStyle w:val="Kpalrs"/>
       </w:pPr>
-      <w:r>
-        <w:fldChar w:fldCharType="begin"/>
-      </w:r>
-      <w:r>
-        <w:instrText xml:space="preserve"> SEQ ábra \* ARABIC </w:instrText>
-      </w:r>
-      <w:r>
-        <w:fldChar w:fldCharType="separate"/>
-      </w:r>
-      <w:r>
-        <w:rPr>
-          <w:noProof/>
-        </w:rPr>
-        <w:t>4</w:t>
-      </w:r>
-      <w:r>
-        <w:fldChar w:fldCharType="end"/>
-      </w:r>
+      <w:fldSimple w:instr=" SEQ ábra \* ARABIC ">
+        <w:r>
+          <w:rPr>
+            <w:noProof/>
+          </w:rPr>
+          <w:t>4</w:t>
+        </w:r>
+      </w:fldSimple>
       <w:r>
         <w:t xml:space="preserve">. ábra: </w:t>
       </w:r>
@@ -5309,13 +5234,8 @@
       <w:r>
         <w:t xml:space="preserve"> annak ismerete, hogy egy adott </w:t>
       </w:r>
-      <w:proofErr w:type="gramStart"/>
-      <w:r>
-        <w:t>sebességpár</w:t>
-      </w:r>
-      <w:proofErr w:type="gramEnd"/>
-      <w:r>
-        <w:t xml:space="preserve"> mellett a robot mekkora távolságot tud megtenni az első feltételezett ütközésig. Ezt a feladatot a </w:t>
+      <w:r>
+        <w:t xml:space="preserve">sebességpár mellett a robot mekkora távolságot tud megtenni az első feltételezett ütközésig. Ezt a feladatot a </w:t>
       </w:r>
       <w:proofErr w:type="spellStart"/>
       <w:r>
@@ -5679,13 +5599,7 @@
             <w:rPr>
               <w:rFonts w:ascii="Cambria Math" w:hAnsi="Cambria Math"/>
             </w:rPr>
-            <m:t>-sinθ</m:t>
-          </m:r>
-          <m:r>
-            <w:rPr>
-              <w:rFonts w:ascii="Cambria Math" w:hAnsi="Cambria Math"/>
-            </w:rPr>
-            <m:t>)</m:t>
+            <m:t>-sinθ)</m:t>
           </m:r>
         </m:oMath>
       </m:oMathPara>
@@ -6606,7 +6520,7 @@
       <w:r>
         <w:lastRenderedPageBreak/>
         <w:pict>
-          <v:shape id="_x0000_i1120" type="#_x0000_t75" style="width:453.3pt;height:216.65pt">
+          <v:shape id="_x0000_i1026" type="#_x0000_t75" style="width:453.3pt;height:216.65pt">
             <v:imagedata r:id="rId11" o:title="fekezesipalyak"/>
           </v:shape>
         </w:pict>
@@ -7129,6 +7043,10 @@
         <w:ind w:firstLine="0"/>
       </w:pPr>
       <w:r>
+        <w:rPr>
+          <w:noProof/>
+          <w:lang w:eastAsia="hu-HU"/>
+        </w:rPr>
         <w:lastRenderedPageBreak/>
         <w:drawing>
           <wp:inline distT="0" distB="0" distL="0" distR="0" wp14:anchorId="1351CCCF" wp14:editId="049F5C7A">
@@ -7171,24 +7089,14 @@
       <w:pPr>
         <w:pStyle w:val="Kpalrs"/>
       </w:pPr>
-      <w:r>
-        <w:fldChar w:fldCharType="begin"/>
-      </w:r>
-      <w:r>
-        <w:instrText xml:space="preserve"> SEQ ábra \* ARABIC </w:instrText>
-      </w:r>
-      <w:r>
-        <w:fldChar w:fldCharType="separate"/>
-      </w:r>
-      <w:r>
-        <w:rPr>
-          <w:noProof/>
-        </w:rPr>
-        <w:t>6</w:t>
-      </w:r>
-      <w:r>
-        <w:fldChar w:fldCharType="end"/>
-      </w:r>
+      <w:fldSimple w:instr=" SEQ ábra \* ARABIC ">
+        <w:r>
+          <w:rPr>
+            <w:noProof/>
+          </w:rPr>
+          <w:t>6</w:t>
+        </w:r>
+      </w:fldSimple>
       <w:r>
         <w:t xml:space="preserve">. ábra: </w:t>
       </w:r>
@@ -7217,7 +7125,7 @@
     </w:p>
     <w:p>
       <w:pPr>
-        <w:pStyle w:val="Cmsor10"/>
+        <w:pStyle w:val="Cmsor1"/>
       </w:pPr>
       <w:bookmarkStart w:id="11" w:name="_Toc227263298"/>
       <w:proofErr w:type="spellStart"/>
@@ -7237,6 +7145,10 @@
         <w:ind w:firstLine="0"/>
       </w:pPr>
       <w:r>
+        <w:rPr>
+          <w:noProof/>
+          <w:lang w:eastAsia="hu-HU"/>
+        </w:rPr>
         <w:drawing>
           <wp:inline distT="0" distB="0" distL="0" distR="0" wp14:anchorId="5F2A548D" wp14:editId="469F021B">
             <wp:extent cx="5760720" cy="4142299"/>
@@ -7285,24 +7197,14 @@
       <w:pPr>
         <w:pStyle w:val="Kpalrs"/>
       </w:pPr>
-      <w:r>
-        <w:fldChar w:fldCharType="begin"/>
-      </w:r>
-      <w:r>
-        <w:instrText xml:space="preserve"> SEQ ábra \* ARABIC </w:instrText>
-      </w:r>
-      <w:r>
-        <w:fldChar w:fldCharType="separate"/>
-      </w:r>
-      <w:r>
-        <w:rPr>
-          <w:noProof/>
-        </w:rPr>
-        <w:t>7</w:t>
-      </w:r>
-      <w:r>
-        <w:fldChar w:fldCharType="end"/>
-      </w:r>
+      <w:fldSimple w:instr=" SEQ ábra \* ARABIC ">
+        <w:r>
+          <w:rPr>
+            <w:noProof/>
+          </w:rPr>
+          <w:t>7</w:t>
+        </w:r>
+      </w:fldSimple>
       <w:r>
         <w:t xml:space="preserve">. ábra: </w:t>
       </w:r>
@@ -7323,23 +7225,7 @@
         <w:ind w:firstLine="0"/>
       </w:pPr>
       <w:r>
-        <w:t xml:space="preserve">Ebben a fejezetben az algoritmus döntéshozatali folyamatát részletezem, amelynek célja </w:t>
-      </w:r>
-      <w:proofErr w:type="gramStart"/>
-      <w:r>
-        <w:t>a</w:t>
-      </w:r>
-      <w:proofErr w:type="gramEnd"/>
-      <w:r>
-        <w:t xml:space="preserve"> </w:t>
-      </w:r>
-      <w:proofErr w:type="gramStart"/>
-      <w:r>
-        <w:t>korábban</w:t>
-      </w:r>
-      <w:proofErr w:type="gramEnd"/>
-      <w:r>
-        <w:t xml:space="preserve"> meghatározott, biztonságos és dinamikusan elér</w:t>
+        <w:t>Ebben a fejezetben az algoritmus döntéshozatali folyamatát részletezem, amelynek célja a korábban meghatározott, biztonságos és dinamikusan elér</w:t>
       </w:r>
       <w:r>
         <w:t>hető sebességtartományból (</w:t>
@@ -8071,15 +7957,7 @@
         <w:t>z az érték a választott körív mentén mért távolságot jelenti a robot és a l</w:t>
       </w:r>
       <w:r>
-        <w:t>egközelebbi akadály között</w:t>
-      </w:r>
-      <w:proofErr w:type="gramStart"/>
-      <w:r>
-        <w:t xml:space="preserve">. </w:t>
-      </w:r>
-      <w:proofErr w:type="gramEnd"/>
-      <w:r>
-        <w:t>A</w:t>
+        <w:t>egközelebbi akadály között. A</w:t>
       </w:r>
       <w:r>
         <w:t xml:space="preserve"> paraméter alapvetően határozza meg a robot környezethez való viszonyát és kitérési stratégiáját.</w:t>
@@ -8190,23 +8068,7 @@
         </w:rPr>
       </w:pPr>
       <w:r>
-        <w:t xml:space="preserve">A biztonságos navigáció kulcsa nem csupán a pillanatnyi akadálytávolság ismerete, hanem </w:t>
-      </w:r>
-      <w:proofErr w:type="gramStart"/>
-      <w:r>
-        <w:t>a</w:t>
-      </w:r>
-      <w:proofErr w:type="gramEnd"/>
-      <w:r>
-        <w:t xml:space="preserve"> </w:t>
-      </w:r>
-      <w:proofErr w:type="gramStart"/>
-      <w:r>
-        <w:t>környezet</w:t>
-      </w:r>
-      <w:proofErr w:type="gramEnd"/>
-      <w:r>
-        <w:t xml:space="preserve"> jövőbeli állapotának megbecsülése. Az algoritmusom proaktív jellegét az adja, hogy a robot és a környezetében lévő objektumok relatív mozgását együttesen kezeli a </w:t>
+        <w:t xml:space="preserve">A biztonságos navigáció kulcsa nem csupán a pillanatnyi akadálytávolság ismerete, hanem a környezet jövőbeli állapotának megbecsülése. Az algoritmusom proaktív jellegét az adja, hogy a robot és a környezetében lévő objektumok relatív mozgását együttesen kezeli a </w:t>
       </w:r>
       <w:proofErr w:type="spellStart"/>
       <w:r>
@@ -9438,6 +9300,10 @@
         <w:ind w:firstLine="0"/>
       </w:pPr>
       <w:r>
+        <w:rPr>
+          <w:noProof/>
+          <w:lang w:eastAsia="hu-HU"/>
+        </w:rPr>
         <w:drawing>
           <wp:inline distT="0" distB="0" distL="0" distR="0" wp14:anchorId="00146317" wp14:editId="5FCF4379">
             <wp:extent cx="5760720" cy="2534285"/>
@@ -9479,24 +9345,14 @@
       <w:pPr>
         <w:pStyle w:val="Kpalrs"/>
       </w:pPr>
-      <w:r>
-        <w:fldChar w:fldCharType="begin"/>
-      </w:r>
-      <w:r>
-        <w:instrText xml:space="preserve"> SEQ ábra \* ARABIC </w:instrText>
-      </w:r>
-      <w:r>
-        <w:fldChar w:fldCharType="separate"/>
-      </w:r>
-      <w:r>
-        <w:rPr>
-          <w:noProof/>
-        </w:rPr>
-        <w:t>9</w:t>
-      </w:r>
-      <w:r>
-        <w:fldChar w:fldCharType="end"/>
-      </w:r>
+      <w:fldSimple w:instr=" SEQ ábra \* ARABIC ">
+        <w:r>
+          <w:rPr>
+            <w:noProof/>
+          </w:rPr>
+          <w:t>9</w:t>
+        </w:r>
+      </w:fldSimple>
       <w:r>
         <w:t xml:space="preserve">. ábra: </w:t>
       </w:r>
@@ -9506,7 +9362,7 @@
     </w:p>
     <w:p>
       <w:pPr>
-        <w:pStyle w:val="Cmsor10"/>
+        <w:pStyle w:val="Cmsor1"/>
       </w:pPr>
       <w:bookmarkStart w:id="17" w:name="_Toc227263304"/>
       <w:r>
@@ -9880,6 +9736,9 @@
             <m:t>∙r</m:t>
           </m:r>
           <m:r>
+            <m:rPr>
+              <m:sty m:val="p"/>
+            </m:rPr>
             <w:rPr>
               <w:rFonts w:ascii="Cambria Math" w:eastAsiaTheme="minorEastAsia" w:hAnsi="Cambria Math"/>
             </w:rPr>
@@ -10344,21 +10203,7 @@
         <w:rPr>
           <w:lang w:eastAsia="hu-HU"/>
         </w:rPr>
-        <w:t>) és orient</w:t>
-      </w:r>
-      <w:proofErr w:type="spellStart"/>
-      <w:r>
-        <w:rPr>
-          <w:lang w:eastAsia="hu-HU"/>
-        </w:rPr>
-        <w:t>ációjának</w:t>
-      </w:r>
-      <w:proofErr w:type="spellEnd"/>
-      <w:r>
-        <w:rPr>
-          <w:lang w:eastAsia="hu-HU"/>
-        </w:rPr>
-        <w:t xml:space="preserve"> (</w:t>
+        <w:t>) és orientációjának (</w:t>
       </w:r>
       <m:oMath>
         <m:r>
@@ -10446,21 +10291,7 @@
             <w:rFonts w:ascii="Cambria Math" w:hAnsi="Cambria Math"/>
             <w:lang w:eastAsia="hu-HU"/>
           </w:rPr>
-          <m:t>ω</m:t>
-        </m:r>
-        <m:r>
-          <w:rPr>
-            <w:rFonts w:ascii="Cambria Math" w:hAnsi="Cambria Math"/>
-            <w:lang w:eastAsia="hu-HU"/>
-          </w:rPr>
-          <m:t>≈</m:t>
-        </m:r>
-        <m:r>
-          <w:rPr>
-            <w:rFonts w:ascii="Cambria Math" w:hAnsi="Cambria Math"/>
-            <w:lang w:eastAsia="hu-HU"/>
-          </w:rPr>
-          <m:t>0</m:t>
+          <m:t>ω≈0</m:t>
         </m:r>
       </m:oMath>
       <w:r>
@@ -10629,6 +10460,9 @@
             </m:e>
           </m:func>
           <m:r>
+            <m:rPr>
+              <m:sty m:val="p"/>
+            </m:rPr>
             <w:rPr>
               <w:rFonts w:ascii="Cambria Math" w:hAnsi="Cambria Math"/>
               <w:lang w:eastAsia="hu-HU"/>
@@ -10890,6 +10724,9 @@
             <m:t>+ω∙dt</m:t>
           </m:r>
           <m:r>
+            <m:rPr>
+              <m:sty m:val="p"/>
+            </m:rPr>
             <w:rPr>
               <w:rFonts w:ascii="Cambria Math" w:hAnsi="Cambria Math"/>
               <w:lang w:eastAsia="hu-HU"/>
@@ -11029,6 +10866,9 @@
             <m:t>∙dt</m:t>
           </m:r>
           <m:r>
+            <m:rPr>
+              <m:sty m:val="p"/>
+            </m:rPr>
             <w:rPr>
               <w:rFonts w:ascii="Cambria Math" w:hAnsi="Cambria Math"/>
               <w:lang w:eastAsia="hu-HU"/>
@@ -11127,17 +10967,7 @@
                   <w:rFonts w:ascii="Cambria Math" w:hAnsi="Cambria Math"/>
                   <w:lang w:eastAsia="hu-HU"/>
                 </w:rPr>
-                <m:t>s</m:t>
-              </m:r>
-              <m:r>
-                <m:rPr>
-                  <m:sty m:val="p"/>
-                </m:rPr>
-                <w:rPr>
-                  <w:rFonts w:ascii="Cambria Math" w:hAnsi="Cambria Math"/>
-                  <w:lang w:eastAsia="hu-HU"/>
-                </w:rPr>
-                <m:t>in</m:t>
+                <m:t>sin</m:t>
               </m:r>
               <m:ctrlPr>
                 <w:rPr>
@@ -11222,21 +11052,7 @@
             <w:rFonts w:ascii="Cambria Math" w:eastAsiaTheme="minorEastAsia" w:hAnsi="Cambria Math"/>
             <w:lang w:eastAsia="hu-HU"/>
           </w:rPr>
-          <m:t>ω</m:t>
-        </m:r>
-        <m:r>
-          <w:rPr>
-            <w:rFonts w:ascii="Cambria Math" w:eastAsiaTheme="minorEastAsia" w:hAnsi="Cambria Math"/>
-            <w:lang w:eastAsia="hu-HU"/>
-          </w:rPr>
-          <m:t>≠</m:t>
-        </m:r>
-        <m:r>
-          <w:rPr>
-            <w:rFonts w:ascii="Cambria Math" w:eastAsiaTheme="minorEastAsia" w:hAnsi="Cambria Math"/>
-            <w:lang w:eastAsia="hu-HU"/>
-          </w:rPr>
-          <m:t>0</m:t>
+          <m:t>ω≠0</m:t>
         </m:r>
       </m:oMath>
       <w:r>
@@ -11495,6 +11311,9 @@
             </m:sub>
           </m:sSub>
           <m:r>
+            <m:rPr>
+              <m:sty m:val="p"/>
+            </m:rPr>
             <w:rPr>
               <w:rFonts w:ascii="Cambria Math" w:hAnsi="Cambria Math"/>
               <w:lang w:eastAsia="hu-HU"/>
@@ -11755,6 +11574,7 @@
     <w:p>
       <w:r>
         <w:rPr>
+          <w:noProof/>
           <w:lang w:eastAsia="hu-HU"/>
         </w:rPr>
         <w:lastRenderedPageBreak/>
@@ -11799,24 +11619,14 @@
       <w:pPr>
         <w:pStyle w:val="Kpalrs"/>
       </w:pPr>
-      <w:r>
-        <w:fldChar w:fldCharType="begin"/>
-      </w:r>
-      <w:r>
-        <w:instrText xml:space="preserve"> SEQ ábra \* ARABIC </w:instrText>
-      </w:r>
-      <w:r>
-        <w:fldChar w:fldCharType="separate"/>
-      </w:r>
-      <w:r>
-        <w:rPr>
-          <w:noProof/>
-        </w:rPr>
-        <w:t>10</w:t>
-      </w:r>
-      <w:r>
-        <w:fldChar w:fldCharType="end"/>
-      </w:r>
+      <w:fldSimple w:instr=" SEQ ábra \* ARABIC ">
+        <w:r>
+          <w:rPr>
+            <w:noProof/>
+          </w:rPr>
+          <w:t>10</w:t>
+        </w:r>
+      </w:fldSimple>
       <w:r>
         <w:t xml:space="preserve">. ábra: </w:t>
       </w:r>
@@ -12022,10 +11832,7 @@
         <w:t xml:space="preserve"> kiválasztásához.</w:t>
       </w:r>
       <w:r>
-        <w:t xml:space="preserve"> </w:t>
-      </w:r>
-      <w:r>
-        <w:t>Ez a strukturált elrendezés alapul szolgál a későbbi paraméter-</w:t>
+        <w:t xml:space="preserve"> Ez a strukturált elrendezés alapul szolgál a későbbi paraméter-</w:t>
       </w:r>
       <w:proofErr w:type="spellStart"/>
       <w:r>
@@ -12033,10 +11840,7 @@
       </w:r>
       <w:proofErr w:type="spellEnd"/>
       <w:r>
-        <w:t xml:space="preserve"> vizsgálatokhoz</w:t>
-      </w:r>
-      <w:r>
-        <w:t>.</w:t>
+        <w:t xml:space="preserve"> vizsgálatokhoz.</w:t>
       </w:r>
     </w:p>
     <w:p>
@@ -12047,6 +11851,7 @@
       <w:r>
         <w:rPr>
           <w:rFonts w:eastAsia="Times New Roman" w:cs="Times New Roman"/>
+          <w:noProof/>
           <w:szCs w:val="24"/>
           <w:lang w:eastAsia="hu-HU"/>
         </w:rPr>
@@ -12200,10 +12005,7 @@
         <w:t xml:space="preserve"> tartományban.</w:t>
       </w:r>
       <w:r>
-        <w:t xml:space="preserve"> </w:t>
-      </w:r>
-      <w:r>
-        <w:t xml:space="preserve">Ez összesen 1331 egyedi szimulációs futtatást jelentett, </w:t>
+        <w:t xml:space="preserve"> Ez összesen 1331 egyedi szimulációs futtatást jelentett, </w:t>
       </w:r>
       <w:r>
         <w:lastRenderedPageBreak/>
@@ -15477,24 +15279,14 @@
         <w:pStyle w:val="Kpalrs"/>
         <w:jc w:val="center"/>
       </w:pPr>
-      <w:r>
-        <w:fldChar w:fldCharType="begin"/>
-      </w:r>
-      <w:r>
-        <w:instrText xml:space="preserve"> SEQ ábra \* ARABIC </w:instrText>
-      </w:r>
-      <w:r>
-        <w:fldChar w:fldCharType="separate"/>
-      </w:r>
-      <w:r>
-        <w:rPr>
-          <w:noProof/>
-        </w:rPr>
-        <w:t>12</w:t>
-      </w:r>
-      <w:r>
-        <w:fldChar w:fldCharType="end"/>
-      </w:r>
+      <w:fldSimple w:instr=" SEQ ábra \* ARABIC ">
+        <w:r>
+          <w:rPr>
+            <w:noProof/>
+          </w:rPr>
+          <w:t>12</w:t>
+        </w:r>
+      </w:fldSimple>
       <w:r>
         <w:t xml:space="preserve">. ábra: </w:t>
       </w:r>
@@ -15571,10 +15363,7 @@
       </w:pPr>
       <w:bookmarkStart w:id="22" w:name="_Toc227263309"/>
       <w:r>
-        <w:t xml:space="preserve">4.3. </w:t>
-      </w:r>
-      <w:r>
-        <w:t>Esettanulmányok és szituációs analízis</w:t>
+        <w:t>4.3. Esettanulmányok és szituációs analízis</w:t>
       </w:r>
       <w:bookmarkEnd w:id="22"/>
     </w:p>
@@ -15596,35 +15385,18 @@
           <w:rPr>
             <w:rFonts w:ascii="Cambria Math" w:hAnsi="Cambria Math"/>
           </w:rPr>
-          <m:t>α=3, β=3, γ=7</m:t>
-        </m:r>
-        <m:r>
-          <w:rPr>
-            <w:rFonts w:ascii="Cambria Math" w:hAnsi="Cambria Math"/>
-          </w:rPr>
-          <m:t xml:space="preserve"> </m:t>
+          <m:t xml:space="preserve">α=3, β=3, γ=7 </m:t>
         </m:r>
       </m:oMath>
       <w:r>
         <w:t>optimális paraméterkészlet a gyakorlatban.</w:t>
       </w:r>
       <w:r>
-        <w:t xml:space="preserve"> A</w:t>
-      </w:r>
-      <w:r>
-        <w:t xml:space="preserve">z első a dinamikus akadályelkerülést vizsgálja, amely során a robot a mozgó objektumok jövőbeli pozícióját megbecsülve, proaktívan módosítja az útját a hirtelen fékezések elkerülése érdekében. A második szituáció a szűk folyosón való áthaladást </w:t>
-      </w:r>
-      <w:proofErr w:type="spellStart"/>
-      <w:r>
-        <w:t>elemzi</w:t>
-      </w:r>
-      <w:proofErr w:type="spellEnd"/>
-      <w:r>
-        <w:t xml:space="preserve">, bemutatva, miként kényszerítik ki a biztonsági korlátok a sebesség automatikus csökkentését és a precízebb manőverezést a fizikai kényszerpályákon. Végül a holtpontok kezelését mutatom be, igazolva a beépített helyben forgási stratégia </w:t>
+        <w:t xml:space="preserve"> Az első a dinamikus akadályelkerülést vizsgálja, amely során a robot a mozgó objektumok jövőbeli pozícióját megbecsülve, proaktívan módosítja az útját a hirtelen fékezések elkerülése érdekében. A második szituáció a holtpontok kezelését mutatom be, igazolva a beépített helyben forgási stratégia hatékonyságát olyan szélsőséges esetekben, amikor minden haladási irány zártnak minősül. Ezek az elemzések </w:t>
       </w:r>
       <w:r>
         <w:lastRenderedPageBreak/>
-        <w:t>hatékonyságát olyan szélsőséges esetekben, amikor minden haladási irány zártnak minősül. Ezek az elemzések együttesen bizonyítják az algoritmus rugalmasságát és megbízhatóságát a különböző nehézségű navigációs feladatok során.</w:t>
+        <w:t>együttesen bizonyítják az algoritmus rugalmasságát és megbízhatóságát a különböző nehézségű navigációs feladatok során.</w:t>
       </w:r>
     </w:p>
     <w:p>
@@ -15637,10 +15409,7 @@
       </w:pPr>
       <w:bookmarkStart w:id="23" w:name="_Toc227263310"/>
       <w:r>
-        <w:t>D</w:t>
-      </w:r>
-      <w:r>
-        <w:t>inamikus akadályelkerülés</w:t>
+        <w:t>Dinamikus akadályelkerülés</w:t>
       </w:r>
       <w:bookmarkEnd w:id="23"/>
     </w:p>
@@ -15713,7 +15482,7 @@
           </mc:Choice>
           <mc:Fallback>
             <w:pict>
-              <v:shapetype w14:anchorId="0ACCA535" id="_x0000_t13" coordsize="21600,21600" o:spt="13" adj="16200,5400" path="m@0,l@0@1,0@1,0@2@0@2@0,21600,21600,10800xe">
+              <v:shapetype w14:anchorId="7F0EAC49" id="_x0000_t13" coordsize="21600,21600" o:spt="13" adj="16200,5400" path="m@0,l@0@1,0@1,0@2@0@2@0,21600,21600,10800xe">
                 <v:stroke joinstyle="miter"/>
                 <v:formulas>
                   <v:f eqn="val #0"/>
@@ -15800,7 +15569,7 @@
           </mc:Choice>
           <mc:Fallback>
             <w:pict>
-              <v:shapetype w14:anchorId="6CCB115E" id="_x0000_t32" coordsize="21600,21600" o:spt="32" o:oned="t" path="m,l21600,21600e" filled="f">
+              <v:shapetype w14:anchorId="1A5B15AA" id="_x0000_t32" coordsize="21600,21600" o:spt="32" o:oned="t" path="m,l21600,21600e" filled="f">
                 <v:path arrowok="t" fillok="f" o:connecttype="none"/>
                 <o:lock v:ext="edit" shapetype="t"/>
               </v:shapetype>
@@ -15877,7 +15646,7 @@
           </mc:Choice>
           <mc:Fallback>
             <w:pict>
-              <v:shape w14:anchorId="5E19ECF5" id="Egyenes összekötő nyíllal 35" o:spid="_x0000_s1026" type="#_x0000_t32" style="position:absolute;margin-left:117.55pt;margin-top:365.3pt;width:8.1pt;height:56.3pt;flip:x y;z-index:251663360;visibility:visible;mso-wrap-style:square;mso-width-percent:0;mso-height-percent:0;mso-wrap-distance-left:9pt;mso-wrap-distance-top:0;mso-wrap-distance-right:9pt;mso-wrap-distance-bottom:0;mso-position-horizontal:absolute;mso-position-horizontal-relative:text;mso-position-vertical:absolute;mso-position-vertical-relative:text;mso-width-percent:0;mso-height-percent:0;mso-width-relative:margin;mso-height-relative:margin" o:gfxdata="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" strokecolor="#5b9bd5 [3204]" strokeweight=".5pt">
+              <v:shape w14:anchorId="71553A5C" id="Egyenes összekötő nyíllal 35" o:spid="_x0000_s1026" type="#_x0000_t32" style="position:absolute;margin-left:117.55pt;margin-top:365.3pt;width:8.1pt;height:56.3pt;flip:x y;z-index:251663360;visibility:visible;mso-wrap-style:square;mso-width-percent:0;mso-height-percent:0;mso-wrap-distance-left:9pt;mso-wrap-distance-top:0;mso-wrap-distance-right:9pt;mso-wrap-distance-bottom:0;mso-position-horizontal:absolute;mso-position-horizontal-relative:text;mso-position-vertical:absolute;mso-position-vertical-relative:text;mso-width-percent:0;mso-height-percent:0;mso-width-relative:margin;mso-height-relative:margin" o:gfxdata="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" strokecolor="#5b9bd5 [3204]" strokeweight=".5pt">
                 <v:stroke endarrow="block" joinstyle="miter"/>
               </v:shape>
             </w:pict>
@@ -15948,7 +15717,7 @@
           </mc:Choice>
           <mc:Fallback>
             <w:pict>
-              <v:shape w14:anchorId="65268FDD" id="Jobbra nyíl 33" o:spid="_x0000_s1026" type="#_x0000_t13" style="position:absolute;margin-left:131.35pt;margin-top:369.7pt;width:22.55pt;height:23.8pt;z-index:251660288;visibility:visible;mso-wrap-style:square;mso-wrap-distance-left:9pt;mso-wrap-distance-top:0;mso-wrap-distance-right:9pt;mso-wrap-distance-bottom:0;mso-position-horizontal:absolute;mso-position-horizontal-relative:text;mso-position-vertical:absolute;mso-position-vertical-relative:text;v-text-anchor:middle" o:gfxdata="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" adj="10800" fillcolor="#5b9bd5 [3204]" strokecolor="#1f4d78 [1604]" strokeweight="1pt"/>
+              <v:shape w14:anchorId="1369AAAB" id="Jobbra nyíl 33" o:spid="_x0000_s1026" type="#_x0000_t13" style="position:absolute;margin-left:131.35pt;margin-top:369.7pt;width:22.55pt;height:23.8pt;z-index:251660288;visibility:visible;mso-wrap-style:square;mso-wrap-distance-left:9pt;mso-wrap-distance-top:0;mso-wrap-distance-right:9pt;mso-wrap-distance-bottom:0;mso-position-horizontal:absolute;mso-position-horizontal-relative:text;mso-position-vertical:absolute;mso-position-vertical-relative:text;v-text-anchor:middle" o:gfxdata="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" adj="10800" fillcolor="#5b9bd5 [3204]" strokecolor="#1f4d78 [1604]" strokeweight="1pt"/>
             </w:pict>
           </mc:Fallback>
         </mc:AlternateContent>
@@ -15962,79 +15731,80 @@
       </w:r>
       <w:proofErr w:type="spellEnd"/>
       <w:r>
-        <w:t>, amely lehetővé teszi, hogy a robot ne csak a pillanatnyi távolságokat érzékelje, hanem megbecsülje az ütközés várható idejét és helyét is.</w:t>
-      </w:r>
-      <w:r>
+        <w:t xml:space="preserve">, amely lehetővé teszi, hogy a robot ne csak a pillanatnyi távolságokat érzékelje, hanem megbecsülje az ütközés várható idejét és helyét is. </w:t>
+      </w:r>
+      <w:r>
+        <w:t xml:space="preserve">A megvalósított kód a </w:t>
+      </w:r>
+      <w:proofErr w:type="spellStart"/>
+      <w:r>
+        <w:rPr>
+          <w:i/>
+        </w:rPr>
+        <w:t>get_dist_on_trajectory</w:t>
+      </w:r>
+      <w:proofErr w:type="spellEnd"/>
+      <w:r>
+        <w:rPr>
+          <w:i/>
+        </w:rPr>
         <w:t xml:space="preserve"> </w:t>
       </w:r>
       <w:r>
-        <w:t xml:space="preserve">A megvalósított kód a </w:t>
+        <w:t xml:space="preserve">függvényen keresztül minden egyes vizsgált sebességpárhoz kiszámítja, hogy a robot és az akadályok hol fognak tartózkodni a jövőben. Mivel az akadályok </w:t>
       </w:r>
       <w:proofErr w:type="spellStart"/>
       <w:r>
-        <w:rPr>
-          <w:i/>
-        </w:rPr>
-        <w:t>get_dist_on_trajectory</w:t>
+        <w:t>sebességvektorai</w:t>
       </w:r>
       <w:proofErr w:type="spellEnd"/>
       <w:r>
-        <w:rPr>
-          <w:i/>
-        </w:rPr>
+        <w:t xml:space="preserve"> ismertek</w:t>
+      </w:r>
+      <w:r>
+        <w:t xml:space="preserve"> (csak a </w:t>
+      </w:r>
+      <w:proofErr w:type="spellStart"/>
+      <w:r>
+        <w:t>pythonos</w:t>
+      </w:r>
+      <w:proofErr w:type="spellEnd"/>
+      <w:r>
+        <w:t xml:space="preserve"> szimuláció esetén)</w:t>
+      </w:r>
+      <w:r>
+        <w:t xml:space="preserve">, a szoftver egy lineáris mozgásmodellt alkalmazva határozza meg azok pozícióját a </w:t>
+      </w:r>
+      <w:proofErr w:type="spellStart"/>
+      <w:r>
+        <w:t>predikciós</w:t>
+      </w:r>
+      <w:proofErr w:type="spellEnd"/>
+      <w:r>
+        <w:t xml:space="preserve"> horizont minden időlépésében. Ez a gyakorlatban azt jelenti, hogy ha egy akadály a robot tervezett útvonala felé tart, a költségfüggvény már akkor magas büntetőpontot rendel az adott </w:t>
+      </w:r>
+      <w:proofErr w:type="spellStart"/>
+      <w:r>
+        <w:t>trajektóriához</w:t>
+      </w:r>
+      <w:proofErr w:type="spellEnd"/>
+      <w:r>
+        <w:t>, amikor a fizikai távolság még biztonságosnak tűnne.</w:t>
+      </w:r>
+      <w:r>
         <w:t xml:space="preserve"> </w:t>
       </w:r>
       <w:r>
-        <w:t xml:space="preserve">függvényen keresztül minden egyes vizsgált sebességpárhoz kiszámítja, hogy a robot és az akadályok hol fognak tartózkodni a jövőben. Mivel az akadályok </w:t>
-      </w:r>
-      <w:proofErr w:type="spellStart"/>
-      <w:r>
-        <w:t>sebességvektorai</w:t>
-      </w:r>
-      <w:proofErr w:type="spellEnd"/>
-      <w:r>
-        <w:t xml:space="preserve"> ismertek</w:t>
-      </w:r>
-      <w:r>
-        <w:t xml:space="preserve"> (csak a </w:t>
-      </w:r>
-      <w:proofErr w:type="spellStart"/>
-      <w:r>
-        <w:t>pythonos</w:t>
-      </w:r>
-      <w:proofErr w:type="spellEnd"/>
-      <w:r>
-        <w:t xml:space="preserve"> szimuláció esetén)</w:t>
-      </w:r>
-      <w:r>
-        <w:t xml:space="preserve">, a szoftver egy lineáris mozgásmodellt alkalmazva határozza meg azok pozícióját a </w:t>
-      </w:r>
-      <w:proofErr w:type="spellStart"/>
-      <w:r>
-        <w:t>predikciós</w:t>
-      </w:r>
-      <w:proofErr w:type="spellEnd"/>
-      <w:r>
-        <w:t xml:space="preserve"> horizont minden időlépésében. Ez a gyakorlatban azt jelenti, hogy ha egy akadály a robot tervezett útvonala felé tart, a költségfüggvény már akkor magas büntetőpontot rendel az adott </w:t>
-      </w:r>
-      <w:proofErr w:type="spellStart"/>
-      <w:r>
-        <w:t>trajektóriához</w:t>
-      </w:r>
-      <w:proofErr w:type="spellEnd"/>
-      <w:r>
-        <w:t>, amikor a fizikai távolság még biztonságosnak tűnne.</w:t>
+        <w:t>Ennek a proaktív szemléletnek a legnagyobb előnye, hogy elkerülhetővé válnak a hirtelen, drasztikus irányváltások és a vészfékezések. Az elemzés során megfigyelhető volt, hogy a robot már méterekkel a találkozási pont előtt megkezdi a pálya korrekcióját: enyhén csökkenti a sebességét vagy finom ívben módosítja a haladási irányát, hogy az akadály mögött vagy előtt biztonságosan elhaladhasson.</w:t>
       </w:r>
       <w:r>
         <w:t xml:space="preserve"> </w:t>
       </w:r>
       <w:r>
-        <w:t>Ennek a proaktív szemléletnek a legnagyobb előnye, hogy elkerülhetővé válnak a hirtelen, drasztikus irányváltások és a vészfékezések. Az elemzés során megfigyelhető volt, hogy a robot már méterekkel a találkozási pont előtt megkezdi a pálya korrekcióját: enyhén csökkenti a sebességét vagy finom ívben módosítja a haladási irányát, hogy az akadály mögött vagy előtt biztonságosan elhaladhasson.</w:t>
-      </w:r>
-      <w:r>
-        <w:t xml:space="preserve"> </w:t>
-      </w:r>
-      <w:r>
+        <w:rPr>
+          <w:noProof/>
+          <w:lang w:eastAsia="hu-HU"/>
+        </w:rPr>
         <w:drawing>
           <wp:inline distT="0" distB="0" distL="0" distR="0" wp14:anchorId="777878A4" wp14:editId="63B9215D">
             <wp:extent cx="1966477" cy="1347656"/>
@@ -16072,6 +15842,10 @@
         </w:drawing>
       </w:r>
       <w:r>
+        <w:rPr>
+          <w:noProof/>
+          <w:lang w:eastAsia="hu-HU"/>
+        </w:rPr>
         <w:drawing>
           <wp:inline distT="0" distB="0" distL="0" distR="0" wp14:anchorId="79151F63" wp14:editId="3A621E6A">
             <wp:extent cx="1873518" cy="1291866"/>
@@ -16116,6 +15890,10 @@
         </w:drawing>
       </w:r>
       <w:r>
+        <w:rPr>
+          <w:noProof/>
+          <w:lang w:eastAsia="hu-HU"/>
+        </w:rPr>
         <w:drawing>
           <wp:inline distT="0" distB="0" distL="0" distR="0" wp14:anchorId="6074EE7F" wp14:editId="00EE63D2">
             <wp:extent cx="1869318" cy="1293461"/>
@@ -16158,24 +15936,14 @@
         <w:pStyle w:val="Kpalrs"/>
         <w:jc w:val="center"/>
       </w:pPr>
-      <w:r>
-        <w:fldChar w:fldCharType="begin"/>
-      </w:r>
-      <w:r>
-        <w:instrText xml:space="preserve"> SEQ ábra \* ARABIC </w:instrText>
-      </w:r>
-      <w:r>
-        <w:fldChar w:fldCharType="separate"/>
-      </w:r>
-      <w:r>
-        <w:rPr>
-          <w:noProof/>
-        </w:rPr>
-        <w:t>13</w:t>
-      </w:r>
-      <w:r>
-        <w:fldChar w:fldCharType="end"/>
-      </w:r>
+      <w:fldSimple w:instr=" SEQ ábra \* ARABIC ">
+        <w:r>
+          <w:rPr>
+            <w:noProof/>
+          </w:rPr>
+          <w:t>13</w:t>
+        </w:r>
+      </w:fldSimple>
       <w:r>
         <w:t xml:space="preserve">. ábra: </w:t>
       </w:r>
@@ -16194,8 +15962,6 @@
       <w:r>
         <w:t xml:space="preserve"> </w:t>
       </w:r>
-      <w:bookmarkStart w:id="24" w:name="_GoBack"/>
-      <w:bookmarkEnd w:id="24"/>
       <w:r>
         <w:t>kép - ideális kerülő pálya választása a mozgó akadály felé van</w:t>
       </w:r>
@@ -16208,39 +15974,157 @@
           <w:numId w:val="34"/>
         </w:numPr>
       </w:pPr>
-      <w:bookmarkStart w:id="25" w:name="_Toc227263311"/>
-      <w:r>
-        <w:t>Adaptív sebességszabályozás szűk keresztmetszetben</w:t>
-      </w:r>
-      <w:bookmarkEnd w:id="25"/>
+      <w:bookmarkStart w:id="24" w:name="_Toc227263312"/>
+      <w:r>
+        <w:lastRenderedPageBreak/>
+        <w:t>Kritikus holtpont-feloldási eset</w:t>
+      </w:r>
+      <w:bookmarkEnd w:id="24"/>
     </w:p>
     <w:p>
       <w:pPr>
+        <w:keepNext/>
         <w:ind w:firstLine="0"/>
       </w:pPr>
+      <w:r>
+        <w:rPr>
+          <w:noProof/>
+          <w:lang w:eastAsia="hu-HU"/>
+        </w:rPr>
+        <mc:AlternateContent>
+          <mc:Choice Requires="wps">
+            <w:drawing>
+              <wp:anchor distT="0" distB="0" distL="114300" distR="114300" simplePos="0" relativeHeight="251665408" behindDoc="0" locked="0" layoutInCell="1" allowOverlap="1">
+                <wp:simplePos x="0" y="0"/>
+                <wp:positionH relativeFrom="column">
+                  <wp:posOffset>1724135</wp:posOffset>
+                </wp:positionH>
+                <wp:positionV relativeFrom="paragraph">
+                  <wp:posOffset>1147086</wp:posOffset>
+                </wp:positionV>
+                <wp:extent cx="540689" cy="7951"/>
+                <wp:effectExtent l="0" t="57150" r="31115" b="87630"/>
+                <wp:wrapNone/>
+                <wp:docPr id="6" name="Egyenes összekötő nyíllal 6"/>
+                <wp:cNvGraphicFramePr/>
+                <a:graphic xmlns:a="http://schemas.openxmlformats.org/drawingml/2006/main">
+                  <a:graphicData uri="http://schemas.microsoft.com/office/word/2010/wordprocessingShape">
+                    <wps:wsp>
+                      <wps:cNvCnPr/>
+                      <wps:spPr>
+                        <a:xfrm>
+                          <a:off x="0" y="0"/>
+                          <a:ext cx="540689" cy="7951"/>
+                        </a:xfrm>
+                        <a:prstGeom prst="straightConnector1">
+                          <a:avLst/>
+                        </a:prstGeom>
+                        <a:ln>
+                          <a:tailEnd type="triangle"/>
+                        </a:ln>
+                      </wps:spPr>
+                      <wps:style>
+                        <a:lnRef idx="1">
+                          <a:schemeClr val="accent1"/>
+                        </a:lnRef>
+                        <a:fillRef idx="0">
+                          <a:schemeClr val="accent1"/>
+                        </a:fillRef>
+                        <a:effectRef idx="0">
+                          <a:schemeClr val="accent1"/>
+                        </a:effectRef>
+                        <a:fontRef idx="minor">
+                          <a:schemeClr val="tx1"/>
+                        </a:fontRef>
+                      </wps:style>
+                      <wps:bodyPr/>
+                    </wps:wsp>
+                  </a:graphicData>
+                </a:graphic>
+              </wp:anchor>
+            </w:drawing>
+          </mc:Choice>
+          <mc:Fallback>
+            <w:pict>
+              <v:shapetype w14:anchorId="667059A9" id="_x0000_t32" coordsize="21600,21600" o:spt="32" o:oned="t" path="m,l21600,21600e" filled="f">
+                <v:path arrowok="t" fillok="f" o:connecttype="none"/>
+                <o:lock v:ext="edit" shapetype="t"/>
+              </v:shapetype>
+              <v:shape id="Egyenes összekötő nyíllal 6" o:spid="_x0000_s1026" type="#_x0000_t32" style="position:absolute;margin-left:135.75pt;margin-top:90.3pt;width:42.55pt;height:.65pt;z-index:251665408;visibility:visible;mso-wrap-style:square;mso-wrap-distance-left:9pt;mso-wrap-distance-top:0;mso-wrap-distance-right:9pt;mso-wrap-distance-bottom:0;mso-position-horizontal:absolute;mso-position-horizontal-relative:text;mso-position-vertical:absolute;mso-position-vertical-relative:text" o:gfxdata="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" strokecolor="#5b9bd5 [3204]" strokeweight=".5pt">
+                <v:stroke endarrow="block" joinstyle="miter"/>
+              </v:shape>
+            </w:pict>
+          </mc:Fallback>
+        </mc:AlternateContent>
+      </w:r>
+      <w:r>
+        <w:drawing>
+          <wp:inline distT="0" distB="0" distL="0" distR="0" wp14:anchorId="56E0E114" wp14:editId="7E852283">
+            <wp:extent cx="5760720" cy="1598930"/>
+            <wp:effectExtent l="0" t="0" r="0" b="1270"/>
+            <wp:docPr id="5" name="Kép 5"/>
+            <wp:cNvGraphicFramePr>
+              <a:graphicFrameLocks xmlns:a="http://schemas.openxmlformats.org/drawingml/2006/main" noChangeAspect="1"/>
+            </wp:cNvGraphicFramePr>
+            <a:graphic xmlns:a="http://schemas.openxmlformats.org/drawingml/2006/main">
+              <a:graphicData uri="http://schemas.openxmlformats.org/drawingml/2006/picture">
+                <pic:pic xmlns:pic="http://schemas.openxmlformats.org/drawingml/2006/picture">
+                  <pic:nvPicPr>
+                    <pic:cNvPr id="1" name=""/>
+                    <pic:cNvPicPr/>
+                  </pic:nvPicPr>
+                  <pic:blipFill>
+                    <a:blip r:embed="rId21"/>
+                    <a:stretch>
+                      <a:fillRect/>
+                    </a:stretch>
+                  </pic:blipFill>
+                  <pic:spPr>
+                    <a:xfrm>
+                      <a:off x="0" y="0"/>
+                      <a:ext cx="5760720" cy="1598930"/>
+                    </a:xfrm>
+                    <a:prstGeom prst="rect">
+                      <a:avLst/>
+                    </a:prstGeom>
+                  </pic:spPr>
+                </pic:pic>
+              </a:graphicData>
+            </a:graphic>
+          </wp:inline>
+        </w:drawing>
+      </w:r>
     </w:p>
     <w:p>
       <w:pPr>
-        <w:pStyle w:val="Cmsor3"/>
-        <w:numPr>
-          <w:ilvl w:val="2"/>
-          <w:numId w:val="34"/>
-        </w:numPr>
-      </w:pPr>
-      <w:bookmarkStart w:id="26" w:name="_Toc227263312"/>
-      <w:r>
-        <w:t xml:space="preserve">Kritikus </w:t>
-      </w:r>
-      <w:r>
-        <w:t>holtpont-feloldási eset</w:t>
-      </w:r>
-      <w:bookmarkEnd w:id="26"/>
+        <w:pStyle w:val="Kpalrs"/>
+      </w:pPr>
+      <w:fldSimple w:instr=" SEQ ábra \* ARABIC ">
+        <w:r>
+          <w:rPr>
+            <w:noProof/>
+          </w:rPr>
+          <w:t>14</w:t>
+        </w:r>
+      </w:fldSimple>
+      <w:r>
+        <w:t xml:space="preserve">. ábra: Felső képen a </w:t>
+      </w:r>
+      <w:proofErr w:type="spellStart"/>
+      <w:r>
+        <w:t>deadlock</w:t>
+      </w:r>
+      <w:proofErr w:type="spellEnd"/>
+      <w:r>
+        <w:t xml:space="preserve"> állapota látható, Alsó képen a szabadulás állapota látható</w:t>
+      </w:r>
     </w:p>
-    <w:p/>
     <w:p>
       <w:pPr>
         <w:ind w:firstLine="0"/>
       </w:pPr>
+      <w:bookmarkStart w:id="25" w:name="_GoBack"/>
+      <w:bookmarkEnd w:id="25"/>
     </w:p>
     <w:p>
       <w:pPr>
@@ -18387,7 +18271,6 @@
     <w:lvl w:ilvl="0">
       <w:start w:val="2"/>
       <w:numFmt w:val="decimal"/>
-      <w:pStyle w:val="Cmsor10"/>
       <w:lvlText w:val="%1."/>
       <w:lvlJc w:val="left"/>
       <w:pPr>
@@ -19229,7 +19112,7 @@
       <w:sz w:val="24"/>
     </w:rPr>
   </w:style>
-  <w:style w:type="paragraph" w:styleId="Cmsor10">
+  <w:style w:type="paragraph" w:styleId="Cmsor1">
     <w:name w:val="heading 1"/>
     <w:basedOn w:val="Norml"/>
     <w:next w:val="Norml"/>
@@ -19237,14 +19120,16 @@
     <w:autoRedefine/>
     <w:uiPriority w:val="9"/>
     <w:qFormat/>
-    <w:rsid w:val="006E73DF"/>
+    <w:rsid w:val="000036FD"/>
     <w:pPr>
       <w:keepNext/>
       <w:keepLines/>
       <w:numPr>
-        <w:numId w:val="29"/>
+        <w:ilvl w:val="1"/>
+        <w:numId w:val="25"/>
       </w:numPr>
       <w:spacing w:before="240" w:after="0"/>
+      <w:ind w:left="720"/>
       <w:outlineLvl w:val="0"/>
     </w:pPr>
     <w:rPr>
@@ -19317,24 +19202,24 @@
     <w:semiHidden/>
     <w:unhideWhenUsed/>
     <w:qFormat/>
-    <w:rsid w:val="00C468F7"/>
+    <w:rsid w:val="00C71DAF"/>
     <w:pPr>
       <w:keepNext/>
       <w:keepLines/>
       <w:spacing w:before="40" w:after="0"/>
-      <w:ind w:left="708"/>
       <w:outlineLvl w:val="3"/>
     </w:pPr>
     <w:rPr>
-      <w:rFonts w:eastAsiaTheme="majorEastAsia" w:cstheme="majorBidi"/>
-      <w:b/>
+      <w:rFonts w:asciiTheme="majorHAnsi" w:eastAsiaTheme="majorEastAsia" w:hAnsiTheme="majorHAnsi" w:cstheme="majorBidi"/>
+      <w:i/>
       <w:iCs/>
-      <w:color w:val="000000" w:themeColor="text1"/>
+      <w:color w:val="2E74B5" w:themeColor="accent1" w:themeShade="BF"/>
     </w:rPr>
   </w:style>
   <w:style w:type="character" w:default="1" w:styleId="Bekezdsalapbettpusa">
     <w:name w:val="Default Paragraph Font"/>
     <w:uiPriority w:val="1"/>
+    <w:semiHidden/>
     <w:unhideWhenUsed/>
   </w:style>
   <w:style w:type="table" w:default="1" w:styleId="Normltblzat">
@@ -19489,7 +19374,7 @@
   <w:style w:type="character" w:customStyle="1" w:styleId="Cmsor1Char">
     <w:name w:val="Címsor 1 Char"/>
     <w:basedOn w:val="Bekezdsalapbettpusa"/>
-    <w:link w:val="Cmsor10"/>
+    <w:link w:val="Cmsor1"/>
     <w:uiPriority w:val="9"/>
     <w:rsid w:val="006E73DF"/>
     <w:rPr>
@@ -19502,7 +19387,7 @@
   </w:style>
   <w:style w:type="paragraph" w:styleId="Tartalomjegyzkcmsora">
     <w:name w:val="TOC Heading"/>
-    <w:basedOn w:val="Cmsor10"/>
+    <w:basedOn w:val="Cmsor1"/>
     <w:next w:val="Norml"/>
     <w:uiPriority w:val="39"/>
     <w:unhideWhenUsed/>
@@ -19708,34 +19593,6 @@
     <w:basedOn w:val="Bekezdsalapbettpusa"/>
     <w:rsid w:val="0070018E"/>
   </w:style>
-  <w:style w:type="paragraph" w:styleId="Cmsor1">
-    <w:name w:val="heading 1"/>
-    <w:basedOn w:val="Norml"/>
-    <w:next w:val="Norml"/>
-    <w:link w:val="Cmsor1Char"/>
-    <w:autoRedefine/>
-    <w:uiPriority w:val="9"/>
-    <w:qFormat/>
-    <w:rsid w:val="000036FD"/>
-    <w:pPr>
-      <w:keepNext/>
-      <w:keepLines/>
-      <w:numPr>
-        <w:ilvl w:val="1"/>
-        <w:numId w:val="25"/>
-      </w:numPr>
-      <w:spacing w:before="240" w:after="0"/>
-      <w:ind w:left="720"/>
-      <w:outlineLvl w:val="0"/>
-    </w:pPr>
-    <w:rPr>
-      <w:rFonts w:eastAsiaTheme="majorEastAsia" w:cstheme="majorBidi"/>
-      <w:b/>
-      <w:color w:val="000000" w:themeColor="text1"/>
-      <w:sz w:val="36"/>
-      <w:szCs w:val="32"/>
-    </w:rPr>
-  </w:style>
   <w:style w:type="paragraph" w:styleId="Buborkszveg">
     <w:name w:val="Balloon Text"/>
     <w:basedOn w:val="Norml"/>
@@ -19764,29 +19621,6 @@
       <w:rFonts w:ascii="Segoe UI" w:hAnsi="Segoe UI" w:cs="Segoe UI"/>
       <w:sz w:val="18"/>
       <w:szCs w:val="18"/>
-    </w:rPr>
-  </w:style>
-  <w:style w:type="paragraph" w:styleId="Cmsor40">
-    <w:name w:val="heading 4"/>
-    <w:basedOn w:val="Norml"/>
-    <w:next w:val="Norml"/>
-    <w:link w:val="Cmsor4Char"/>
-    <w:uiPriority w:val="9"/>
-    <w:semiHidden/>
-    <w:unhideWhenUsed/>
-    <w:qFormat/>
-    <w:rsid w:val="00C71DAF"/>
-    <w:pPr>
-      <w:keepNext/>
-      <w:keepLines/>
-      <w:spacing w:before="40" w:after="0"/>
-      <w:outlineLvl w:val="3"/>
-    </w:pPr>
-    <w:rPr>
-      <w:rFonts w:asciiTheme="majorHAnsi" w:eastAsiaTheme="majorEastAsia" w:hAnsiTheme="majorHAnsi" w:cstheme="majorBidi"/>
-      <w:i/>
-      <w:iCs/>
-      <w:color w:val="2E74B5" w:themeColor="accent1" w:themeShade="BF"/>
     </w:rPr>
   </w:style>
   <w:style w:type="character" w:customStyle="1" w:styleId="citation-1359">
@@ -19819,567 +19653,6 @@
     </w:rPr>
   </w:style>
 </w:styles>
-</file>
-
-<file path=word/glossary/document.xml><?xml version="1.0" encoding="utf-8"?>
-<w:glossaryDocument xmlns:wpc="http://schemas.microsoft.com/office/word/2010/wordprocessingCanvas" xmlns:cx="http://schemas.microsoft.com/office/drawing/2014/chartex" xmlns:cx1="http://schemas.microsoft.com/office/drawing/2015/9/8/chartex" xmlns:mc="http://schemas.openxmlformats.org/markup-compatibility/2006" xmlns:o="urn:schemas-microsoft-com:office:office" xmlns:r="http://schemas.openxmlformats.org/officeDocument/2006/relationships" xmlns:m="http://schemas.openxmlformats.org/officeDocument/2006/math" xmlns:v="urn:schemas-microsoft-com:vml" xmlns:wp14="http://schemas.microsoft.com/office/word/2010/wordprocessingDrawing" xmlns:wp="http://schemas.openxmlformats.org/drawingml/2006/wordprocessingDrawing" xmlns:w10="urn:schemas-microsoft-com:office:word" xmlns:w="http://schemas.openxmlformats.org/wordprocessingml/2006/main" xmlns:w14="http://schemas.microsoft.com/office/word/2010/wordml" xmlns:w15="http://schemas.microsoft.com/office/word/2012/wordml" xmlns:w16se="http://schemas.microsoft.com/office/word/2015/wordml/symex" xmlns:wpg="http://schemas.microsoft.com/office/word/2010/wordprocessingGroup" xmlns:wpi="http://schemas.microsoft.com/office/word/2010/wordprocessingInk" xmlns:wne="http://schemas.microsoft.com/office/word/2006/wordml" xmlns:wps="http://schemas.microsoft.com/office/word/2010/wordprocessingShape" mc:Ignorable="w14 w15 w16se wp14"/>
-</file>
-
-<file path=word/glossary/fontTable.xml><?xml version="1.0" encoding="utf-8"?>
-<w:fonts xmlns:mc="http://schemas.openxmlformats.org/markup-compatibility/2006" xmlns:r="http://schemas.openxmlformats.org/officeDocument/2006/relationships" xmlns:w="http://schemas.openxmlformats.org/wordprocessingml/2006/main" xmlns:w14="http://schemas.microsoft.com/office/word/2010/wordml" xmlns:w15="http://schemas.microsoft.com/office/word/2012/wordml" xmlns:w16se="http://schemas.microsoft.com/office/word/2015/wordml/symex" mc:Ignorable="w14 w15 w16se">
-  <w:font w:name="Symbol">
-    <w:panose1 w:val="05050102010706020507"/>
-    <w:charset w:val="02"/>
-    <w:family w:val="roman"/>
-    <w:pitch w:val="variable"/>
-    <w:sig w:usb0="00000000" w:usb1="10000000" w:usb2="00000000" w:usb3="00000000" w:csb0="80000000" w:csb1="00000000"/>
-  </w:font>
-  <w:font w:name="Times New Roman">
-    <w:panose1 w:val="02020603050405020304"/>
-    <w:charset w:val="EE"/>
-    <w:family w:val="roman"/>
-    <w:pitch w:val="variable"/>
-    <w:sig w:usb0="E0002AFF" w:usb1="C0007843" w:usb2="00000009" w:usb3="00000000" w:csb0="000001FF" w:csb1="00000000"/>
-  </w:font>
-  <w:font w:name="Courier New">
-    <w:panose1 w:val="02070309020205020404"/>
-    <w:charset w:val="EE"/>
-    <w:family w:val="modern"/>
-    <w:pitch w:val="fixed"/>
-    <w:sig w:usb0="E0002EFF" w:usb1="C0007843" w:usb2="00000009" w:usb3="00000000" w:csb0="000001FF" w:csb1="00000000"/>
-  </w:font>
-  <w:font w:name="Wingdings">
-    <w:panose1 w:val="05000000000000000000"/>
-    <w:charset w:val="02"/>
-    <w:family w:val="auto"/>
-    <w:pitch w:val="variable"/>
-    <w:sig w:usb0="00000000" w:usb1="10000000" w:usb2="00000000" w:usb3="00000000" w:csb0="80000000" w:csb1="00000000"/>
-  </w:font>
-  <w:font w:name="Calibri">
-    <w:panose1 w:val="020F0502020204030204"/>
-    <w:charset w:val="EE"/>
-    <w:family w:val="swiss"/>
-    <w:pitch w:val="variable"/>
-    <w:sig w:usb0="E0002AFF" w:usb1="4000ACFF" w:usb2="00000001" w:usb3="00000000" w:csb0="000001FF" w:csb1="00000000"/>
-  </w:font>
-  <w:font w:name="Arial">
-    <w:panose1 w:val="020B0604020202020204"/>
-    <w:charset w:val="EE"/>
-    <w:family w:val="swiss"/>
-    <w:pitch w:val="variable"/>
-    <w:sig w:usb0="E0002AFF" w:usb1="C0007843" w:usb2="00000009" w:usb3="00000000" w:csb0="000001FF" w:csb1="00000000"/>
-  </w:font>
-  <w:font w:name="Consolas">
-    <w:panose1 w:val="020B0609020204030204"/>
-    <w:charset w:val="EE"/>
-    <w:family w:val="modern"/>
-    <w:pitch w:val="fixed"/>
-    <w:sig w:usb0="E00006FF" w:usb1="0000FCFF" w:usb2="00000001" w:usb3="00000000" w:csb0="0000019F" w:csb1="00000000"/>
-  </w:font>
-  <w:font w:name="Segoe UI">
-    <w:panose1 w:val="020B0502040204020203"/>
-    <w:charset w:val="EE"/>
-    <w:family w:val="swiss"/>
-    <w:pitch w:val="variable"/>
-    <w:sig w:usb0="E4002EFF" w:usb1="C000E47F" w:usb2="00000009" w:usb3="00000000" w:csb0="000001FF" w:csb1="00000000"/>
-  </w:font>
-  <w:font w:name="Calibri Light">
-    <w:panose1 w:val="020F0302020204030204"/>
-    <w:charset w:val="EE"/>
-    <w:family w:val="swiss"/>
-    <w:pitch w:val="variable"/>
-    <w:sig w:usb0="A0002AEF" w:usb1="4000207B" w:usb2="00000000" w:usb3="00000000" w:csb0="000001FF" w:csb1="00000000"/>
-  </w:font>
-  <w:font w:name="Cambria Math">
-    <w:panose1 w:val="02040503050406030204"/>
-    <w:charset w:val="EE"/>
-    <w:family w:val="roman"/>
-    <w:pitch w:val="variable"/>
-    <w:sig w:usb0="E00006FF" w:usb1="420024FF" w:usb2="02000000" w:usb3="00000000" w:csb0="0000019F" w:csb1="00000000"/>
-  </w:font>
-</w:fonts>
-</file>
-
-<file path=word/glossary/settings.xml><?xml version="1.0" encoding="utf-8"?>
-<w:settings xmlns:mc="http://schemas.openxmlformats.org/markup-compatibility/2006" xmlns:o="urn:schemas-microsoft-com:office:office" xmlns:r="http://schemas.openxmlformats.org/officeDocument/2006/relationships" xmlns:m="http://schemas.openxmlformats.org/officeDocument/2006/math" xmlns:v="urn:schemas-microsoft-com:vml" xmlns:w10="urn:schemas-microsoft-com:office:word" xmlns:w="http://schemas.openxmlformats.org/wordprocessingml/2006/main" xmlns:w14="http://schemas.microsoft.com/office/word/2010/wordml" xmlns:w15="http://schemas.microsoft.com/office/word/2012/wordml" xmlns:w16se="http://schemas.microsoft.com/office/word/2015/wordml/symex" xmlns:sl="http://schemas.openxmlformats.org/schemaLibrary/2006/main" mc:Ignorable="w14 w15 w16se">
-  <w:view w:val="normal"/>
-  <w:defaultTabStop w:val="708"/>
-  <w:hyphenationZone w:val="425"/>
-  <w:characterSpacingControl w:val="doNotCompress"/>
-  <w:compat>
-    <w:useFELayout/>
-    <w:compatSetting w:name="compatibilityMode" w:uri="http://schemas.microsoft.com/office/word" w:val="15"/>
-    <w:compatSetting w:name="overrideTableStyleFontSizeAndJustification" w:uri="http://schemas.microsoft.com/office/word" w:val="1"/>
-    <w:compatSetting w:name="enableOpenTypeFeatures" w:uri="http://schemas.microsoft.com/office/word" w:val="1"/>
-    <w:compatSetting w:name="doNotFlipMirrorIndents" w:uri="http://schemas.microsoft.com/office/word" w:val="1"/>
-    <w:compatSetting w:name="differentiateMultirowTableHeaders" w:uri="http://schemas.microsoft.com/office/word" w:val="1"/>
-  </w:compat>
-  <w:rsids>
-    <w:rsidRoot w:val="0065782F"/>
-    <w:rsid w:val="00636985"/>
-    <w:rsid w:val="0065782F"/>
-    <w:rsid w:val="00B434BA"/>
-  </w:rsids>
-  <m:mathPr>
-    <m:mathFont m:val="Cambria Math"/>
-    <m:brkBin m:val="before"/>
-    <m:brkBinSub m:val="--"/>
-    <m:smallFrac m:val="0"/>
-    <m:dispDef/>
-    <m:lMargin m:val="0"/>
-    <m:rMargin m:val="0"/>
-    <m:defJc m:val="centerGroup"/>
-    <m:wrapIndent m:val="1440"/>
-    <m:intLim m:val="subSup"/>
-    <m:naryLim m:val="undOvr"/>
-  </m:mathPr>
-  <w:themeFontLang w:val="hu-HU"/>
-  <w:clrSchemeMapping w:bg1="light1" w:t1="dark1" w:bg2="light2" w:t2="dark2" w:accent1="accent1" w:accent2="accent2" w:accent3="accent3" w:accent4="accent4" w:accent5="accent5" w:accent6="accent6" w:hyperlink="hyperlink" w:followedHyperlink="followedHyperlink"/>
-  <w:decimalSymbol w:val=","/>
-  <w:listSeparator w:val=";"/>
-  <w15:chartTrackingRefBased/>
-</w:settings>
-</file>
-
-<file path=word/glossary/styles.xml><?xml version="1.0" encoding="utf-8"?>
-<w:styles xmlns:mc="http://schemas.openxmlformats.org/markup-compatibility/2006" xmlns:r="http://schemas.openxmlformats.org/officeDocument/2006/relationships" xmlns:w="http://schemas.openxmlformats.org/wordprocessingml/2006/main" xmlns:w14="http://schemas.microsoft.com/office/word/2010/wordml" xmlns:w15="http://schemas.microsoft.com/office/word/2012/wordml" xmlns:w16se="http://schemas.microsoft.com/office/word/2015/wordml/symex" mc:Ignorable="w14 w15 w16se">
-  <w:docDefaults>
-    <w:rPrDefault>
-      <w:rPr>
-        <w:rFonts w:asciiTheme="minorHAnsi" w:eastAsiaTheme="minorEastAsia" w:hAnsiTheme="minorHAnsi" w:cstheme="minorBidi"/>
-        <w:sz w:val="22"/>
-        <w:szCs w:val="22"/>
-        <w:lang w:val="hu-HU" w:eastAsia="hu-HU" w:bidi="ar-SA"/>
-      </w:rPr>
-    </w:rPrDefault>
-    <w:pPrDefault>
-      <w:pPr>
-        <w:spacing w:after="160" w:line="259" w:lineRule="auto"/>
-      </w:pPr>
-    </w:pPrDefault>
-  </w:docDefaults>
-  <w:latentStyles w:defLockedState="0" w:defUIPriority="99" w:defSemiHidden="0" w:defUnhideWhenUsed="0" w:defQFormat="0" w:count="371">
-    <w:lsdException w:name="Normal" w:uiPriority="0" w:qFormat="1"/>
-    <w:lsdException w:name="heading 1" w:uiPriority="9" w:qFormat="1"/>
-    <w:lsdException w:name="heading 2" w:semiHidden="1" w:uiPriority="9" w:unhideWhenUsed="1" w:qFormat="1"/>
-    <w:lsdException w:name="heading 3" w:semiHidden="1" w:uiPriority="9" w:unhideWhenUsed="1" w:qFormat="1"/>
-    <w:lsdException w:name="heading 4" w:semiHidden="1" w:uiPriority="9" w:unhideWhenUsed="1" w:qFormat="1"/>
-    <w:lsdException w:name="heading 5" w:semiHidden="1" w:uiPriority="9" w:unhideWhenUsed="1" w:qFormat="1"/>
-    <w:lsdException w:name="heading 6" w:semiHidden="1" w:uiPriority="9" w:unhideWhenUsed="1" w:qFormat="1"/>
-    <w:lsdException w:name="heading 7" w:semiHidden="1" w:uiPriority="9" w:unhideWhenUsed="1" w:qFormat="1"/>
-    <w:lsdException w:name="heading 8" w:semiHidden="1" w:uiPriority="9" w:unhideWhenUsed="1" w:qFormat="1"/>
-    <w:lsdException w:name="heading 9" w:semiHidden="1" w:uiPriority="9" w:unhideWhenUsed="1" w:qFormat="1"/>
-    <w:lsdException w:name="index 1" w:semiHidden="1" w:unhideWhenUsed="1"/>
-    <w:lsdException w:name="index 2" w:semiHidden="1" w:unhideWhenUsed="1"/>
-    <w:lsdException w:name="index 3" w:semiHidden="1" w:unhideWhenUsed="1"/>
-    <w:lsdException w:name="index 4" w:semiHidden="1" w:unhideWhenUsed="1"/>
-    <w:lsdException w:name="index 5" w:semiHidden="1" w:unhideWhenUsed="1"/>
-    <w:lsdException w:name="index 6" w:semiHidden="1" w:unhideWhenUsed="1"/>
-    <w:lsdException w:name="index 7" w:semiHidden="1" w:unhideWhenUsed="1"/>
-    <w:lsdException w:name="index 8" w:semiHidden="1" w:unhideWhenUsed="1"/>
-    <w:lsdException w:name="index 9" w:semiHidden="1" w:unhideWhenUsed="1"/>
-    <w:lsdException w:name="toc 1" w:semiHidden="1" w:uiPriority="39" w:unhideWhenUsed="1"/>
-    <w:lsdException w:name="toc 2" w:semiHidden="1" w:uiPriority="39" w:unhideWhenUsed="1"/>
-    <w:lsdException w:name="toc 3" w:semiHidden="1" w:uiPriority="39" w:unhideWhenUsed="1"/>
-    <w:lsdException w:name="toc 4" w:semiHidden="1" w:uiPriority="39" w:unhideWhenUsed="1"/>
-    <w:lsdException w:name="toc 5" w:semiHidden="1" w:uiPriority="39" w:unhideWhenUsed="1"/>
-    <w:lsdException w:name="toc 6" w:semiHidden="1" w:uiPriority="39" w:unhideWhenUsed="1"/>
-    <w:lsdException w:name="toc 7" w:semiHidden="1" w:uiPriority="39" w:unhideWhenUsed="1"/>
-    <w:lsdException w:name="toc 8" w:semiHidden="1" w:uiPriority="39" w:unhideWhenUsed="1"/>
-    <w:lsdException w:name="toc 9" w:semiHidden="1" w:uiPriority="39" w:unhideWhenUsed="1"/>
-    <w:lsdException w:name="Normal Indent" w:semiHidden="1" w:unhideWhenUsed="1"/>
-    <w:lsdException w:name="footnote text" w:semiHidden="1" w:unhideWhenUsed="1"/>
-    <w:lsdException w:name="annotation text" w:semiHidden="1" w:unhideWhenUsed="1"/>
-    <w:lsdException w:name="header" w:semiHidden="1" w:unhideWhenUsed="1"/>
-    <w:lsdException w:name="footer" w:semiHidden="1" w:unhideWhenUsed="1"/>
-    <w:lsdException w:name="index heading" w:semiHidden="1" w:unhideWhenUsed="1"/>
-    <w:lsdException w:name="caption" w:semiHidden="1" w:uiPriority="35" w:unhideWhenUsed="1" w:qFormat="1"/>
-    <w:lsdException w:name="table of figures" w:semiHidden="1" w:unhideWhenUsed="1"/>
-    <w:lsdException w:name="envelope address" w:semiHidden="1" w:unhideWhenUsed="1"/>
-    <w:lsdException w:name="envelope return" w:semiHidden="1" w:unhideWhenUsed="1"/>
-    <w:lsdException w:name="footnote reference" w:semiHidden="1" w:unhideWhenUsed="1"/>
-    <w:lsdException w:name="annotation reference" w:semiHidden="1" w:unhideWhenUsed="1"/>
-    <w:lsdException w:name="line number" w:semiHidden="1" w:unhideWhenUsed="1"/>
-    <w:lsdException w:name="page number" w:semiHidden="1" w:unhideWhenUsed="1"/>
-    <w:lsdException w:name="endnote reference" w:semiHidden="1" w:unhideWhenUsed="1"/>
-    <w:lsdException w:name="endnote text" w:semiHidden="1" w:unhideWhenUsed="1"/>
-    <w:lsdException w:name="table of authorities" w:semiHidden="1" w:unhideWhenUsed="1"/>
-    <w:lsdException w:name="macro" w:semiHidden="1" w:unhideWhenUsed="1"/>
-    <w:lsdException w:name="toa heading" w:semiHidden="1" w:unhideWhenUsed="1"/>
-    <w:lsdException w:name="List" w:semiHidden="1" w:unhideWhenUsed="1"/>
-    <w:lsdException w:name="List Bullet" w:semiHidden="1" w:unhideWhenUsed="1"/>
-    <w:lsdException w:name="List Number" w:semiHidden="1" w:unhideWhenUsed="1"/>
-    <w:lsdException w:name="List 2" w:semiHidden="1" w:unhideWhenUsed="1"/>
-    <w:lsdException w:name="List 3" w:semiHidden="1" w:unhideWhenUsed="1"/>
-    <w:lsdException w:name="List 4" w:semiHidden="1" w:unhideWhenUsed="1"/>
-    <w:lsdException w:name="List 5" w:semiHidden="1" w:unhideWhenUsed="1"/>
-    <w:lsdException w:name="List Bullet 2" w:semiHidden="1" w:unhideWhenUsed="1"/>
-    <w:lsdException w:name="List Bullet 3" w:semiHidden="1" w:unhideWhenUsed="1"/>
-    <w:lsdException w:name="List Bullet 4" w:semiHidden="1" w:unhideWhenUsed="1"/>
-    <w:lsdException w:name="List Bullet 5" w:semiHidden="1" w:unhideWhenUsed="1"/>
-    <w:lsdException w:name="List Number 2" w:semiHidden="1" w:unhideWhenUsed="1"/>
-    <w:lsdException w:name="List Number 3" w:semiHidden="1" w:unhideWhenUsed="1"/>
-    <w:lsdException w:name="List Number 4" w:semiHidden="1" w:unhideWhenUsed="1"/>
-    <w:lsdException w:name="List Number 5" w:semiHidden="1" w:unhideWhenUsed="1"/>
-    <w:lsdException w:name="Title" w:uiPriority="10" w:qFormat="1"/>
-    <w:lsdException w:name="Closing" w:semiHidden="1" w:unhideWhenUsed="1"/>
-    <w:lsdException w:name="Signature" w:semiHidden="1" w:unhideWhenUsed="1"/>
-    <w:lsdException w:name="Default Paragraph Font" w:semiHidden="1" w:uiPriority="1" w:unhideWhenUsed="1"/>
-    <w:lsdException w:name="Body Text" w:semiHidden="1" w:unhideWhenUsed="1"/>
-    <w:lsdException w:name="Body Text Indent" w:semiHidden="1" w:unhideWhenUsed="1"/>
-    <w:lsdException w:name="List Continue" w:semiHidden="1" w:unhideWhenUsed="1"/>
-    <w:lsdException w:name="List Continue 2" w:semiHidden="1" w:unhideWhenUsed="1"/>
-    <w:lsdException w:name="List Continue 3" w:semiHidden="1" w:unhideWhenUsed="1"/>
-    <w:lsdException w:name="List Continue 4" w:semiHidden="1" w:unhideWhenUsed="1"/>
-    <w:lsdException w:name="List Continue 5" w:semiHidden="1" w:unhideWhenUsed="1"/>
-    <w:lsdException w:name="Message Header" w:semiHidden="1" w:unhideWhenUsed="1"/>
-    <w:lsdException w:name="Subtitle" w:uiPriority="11" w:qFormat="1"/>
-    <w:lsdException w:name="Salutation" w:semiHidden="1" w:unhideWhenUsed="1"/>
-    <w:lsdException w:name="Date" w:semiHidden="1" w:unhideWhenUsed="1"/>
-    <w:lsdException w:name="Body Text First Indent" w:semiHidden="1" w:unhideWhenUsed="1"/>
-    <w:lsdException w:name="Body Text First Indent 2" w:semiHidden="1" w:unhideWhenUsed="1"/>
-    <w:lsdException w:name="Note Heading" w:semiHidden="1" w:unhideWhenUsed="1"/>
-    <w:lsdException w:name="Body Text 2" w:semiHidden="1" w:unhideWhenUsed="1"/>
-    <w:lsdException w:name="Body Text 3" w:semiHidden="1" w:unhideWhenUsed="1"/>
-    <w:lsdException w:name="Body Text Indent 2" w:semiHidden="1" w:unhideWhenUsed="1"/>
-    <w:lsdException w:name="Body Text Indent 3" w:semiHidden="1" w:unhideWhenUsed="1"/>
-    <w:lsdException w:name="Block Text" w:semiHidden="1" w:unhideWhenUsed="1"/>
-    <w:lsdException w:name="Hyperlink" w:semiHidden="1" w:unhideWhenUsed="1"/>
-    <w:lsdException w:name="FollowedHyperlink" w:semiHidden="1" w:unhideWhenUsed="1"/>
-    <w:lsdException w:name="Strong" w:uiPriority="22" w:qFormat="1"/>
-    <w:lsdException w:name="Emphasis" w:uiPriority="20" w:qFormat="1"/>
-    <w:lsdException w:name="Document Map" w:semiHidden="1" w:unhideWhenUsed="1"/>
-    <w:lsdException w:name="Plain Text" w:semiHidden="1" w:unhideWhenUsed="1"/>
-    <w:lsdException w:name="E-mail Signature" w:semiHidden="1" w:unhideWhenUsed="1"/>
-    <w:lsdException w:name="HTML Top of Form" w:semiHidden="1" w:unhideWhenUsed="1"/>
-    <w:lsdException w:name="HTML Bottom of Form" w:semiHidden="1" w:unhideWhenUsed="1"/>
-    <w:lsdException w:name="Normal (Web)" w:semiHidden="1" w:unhideWhenUsed="1"/>
-    <w:lsdException w:name="HTML Acronym" w:semiHidden="1" w:unhideWhenUsed="1"/>
-    <w:lsdException w:name="HTML Address" w:semiHidden="1" w:unhideWhenUsed="1"/>
-    <w:lsdException w:name="HTML Cite" w:semiHidden="1" w:unhideWhenUsed="1"/>
-    <w:lsdException w:name="HTML Code" w:semiHidden="1" w:unhideWhenUsed="1"/>
-    <w:lsdException w:name="HTML Definition" w:semiHidden="1" w:unhideWhenUsed="1"/>
-    <w:lsdException w:name="HTML Keyboard" w:semiHidden="1" w:unhideWhenUsed="1"/>
-    <w:lsdException w:name="HTML Preformatted" w:semiHidden="1" w:unhideWhenUsed="1"/>
-    <w:lsdException w:name="HTML Sample" w:semiHidden="1" w:unhideWhenUsed="1"/>
-    <w:lsdException w:name="HTML Typewriter" w:semiHidden="1" w:unhideWhenUsed="1"/>
-    <w:lsdException w:name="HTML Variable" w:semiHidden="1" w:unhideWhenUsed="1"/>
-    <w:lsdException w:name="Normal Table" w:semiHidden="1" w:unhideWhenUsed="1"/>
-    <w:lsdException w:name="annotation subject" w:semiHidden="1" w:unhideWhenUsed="1"/>
-    <w:lsdException w:name="No List" w:semiHidden="1" w:unhideWhenUsed="1"/>
-    <w:lsdException w:name="Outline List 1" w:semiHidden="1" w:unhideWhenUsed="1"/>
-    <w:lsdException w:name="Outline List 2" w:semiHidden="1" w:unhideWhenUsed="1"/>
-    <w:lsdException w:name="Outline List 3" w:semiHidden="1" w:unhideWhenUsed="1"/>
-    <w:lsdException w:name="Table Simple 1" w:semiHidden="1" w:unhideWhenUsed="1"/>
-    <w:lsdException w:name="Table Simple 2" w:semiHidden="1" w:unhideWhenUsed="1"/>
-    <w:lsdException w:name="Table Simple 3" w:semiHidden="1" w:unhideWhenUsed="1"/>
-    <w:lsdException w:name="Table Classic 1" w:semiHidden="1" w:unhideWhenUsed="1"/>
-    <w:lsdException w:name="Table Classic 2" w:semiHidden="1" w:unhideWhenUsed="1"/>
-    <w:lsdException w:name="Table Classic 3" w:semiHidden="1" w:unhideWhenUsed="1"/>
-    <w:lsdException w:name="Table Classic 4" w:semiHidden="1" w:unhideWhenUsed="1"/>
-    <w:lsdException w:name="Table Colorful 1" w:semiHidden="1" w:unhideWhenUsed="1"/>
-    <w:lsdException w:name="Table Colorful 2" w:semiHidden="1" w:unhideWhenUsed="1"/>
-    <w:lsdException w:name="Table Colorful 3" w:semiHidden="1" w:unhideWhenUsed="1"/>
-    <w:lsdException w:name="Table Columns 1" w:semiHidden="1" w:unhideWhenUsed="1"/>
-    <w:lsdException w:name="Table Columns 2" w:semiHidden="1" w:unhideWhenUsed="1"/>
-    <w:lsdException w:name="Table Columns 3" w:semiHidden="1" w:unhideWhenUsed="1"/>
-    <w:lsdException w:name="Table Columns 4" w:semiHidden="1" w:unhideWhenUsed="1"/>
-    <w:lsdException w:name="Table Columns 5" w:semiHidden="1" w:unhideWhenUsed="1"/>
-    <w:lsdException w:name="Table Grid 1" w:semiHidden="1" w:unhideWhenUsed="1"/>
-    <w:lsdException w:name="Table Grid 2" w:semiHidden="1" w:unhideWhenUsed="1"/>
-    <w:lsdException w:name="Table Grid 3" w:semiHidden="1" w:unhideWhenUsed="1"/>
-    <w:lsdException w:name="Table Grid 4" w:semiHidden="1" w:unhideWhenUsed="1"/>
-    <w:lsdException w:name="Table Grid 5" w:semiHidden="1" w:unhideWhenUsed="1"/>
-    <w:lsdException w:name="Table Grid 6" w:semiHidden="1" w:unhideWhenUsed="1"/>
-    <w:lsdException w:name="Table Grid 7" w:semiHidden="1" w:unhideWhenUsed="1"/>
-    <w:lsdException w:name="Table Grid 8" w:semiHidden="1" w:unhideWhenUsed="1"/>
-    <w:lsdException w:name="Table List 1" w:semiHidden="1" w:unhideWhenUsed="1"/>
-    <w:lsdException w:name="Table List 2" w:semiHidden="1" w:unhideWhenUsed="1"/>
-    <w:lsdException w:name="Table List 3" w:semiHidden="1" w:unhideWhenUsed="1"/>
-    <w:lsdException w:name="Table List 4" w:semiHidden="1" w:unhideWhenUsed="1"/>
-    <w:lsdException w:name="Table List 5" w:semiHidden="1" w:unhideWhenUsed="1"/>
-    <w:lsdException w:name="Table List 6" w:semiHidden="1" w:unhideWhenUsed="1"/>
-    <w:lsdException w:name="Table List 7" w:semiHidden="1" w:unhideWhenUsed="1"/>
-    <w:lsdException w:name="Table List 8" w:semiHidden="1" w:unhideWhenUsed="1"/>
-    <w:lsdException w:name="Table 3D effects 1" w:semiHidden="1" w:unhideWhenUsed="1"/>
-    <w:lsdException w:name="Table 3D effects 2" w:semiHidden="1" w:unhideWhenUsed="1"/>
-    <w:lsdException w:name="Table 3D effects 3" w:semiHidden="1" w:unhideWhenUsed="1"/>
-    <w:lsdException w:name="Table Contemporary" w:semiHidden="1" w:unhideWhenUsed="1"/>
-    <w:lsdException w:name="Table Elegant" w:semiHidden="1" w:unhideWhenUsed="1"/>
-    <w:lsdException w:name="Table Professional" w:semiHidden="1" w:unhideWhenUsed="1"/>
-    <w:lsdException w:name="Table Subtle 1" w:semiHidden="1" w:unhideWhenUsed="1"/>
-    <w:lsdException w:name="Table Subtle 2" w:semiHidden="1" w:unhideWhenUsed="1"/>
-    <w:lsdException w:name="Table Web 1" w:semiHidden="1" w:unhideWhenUsed="1"/>
-    <w:lsdException w:name="Table Web 2" w:semiHidden="1" w:unhideWhenUsed="1"/>
-    <w:lsdException w:name="Table Web 3" w:semiHidden="1" w:unhideWhenUsed="1"/>
-    <w:lsdException w:name="Balloon Text" w:semiHidden="1" w:unhideWhenUsed="1"/>
-    <w:lsdException w:name="Table Grid" w:uiPriority="39"/>
-    <w:lsdException w:name="Table Theme" w:semiHidden="1" w:unhideWhenUsed="1"/>
-    <w:lsdException w:name="Placeholder Text" w:semiHidden="1"/>
-    <w:lsdException w:name="No Spacing" w:uiPriority="1" w:qFormat="1"/>
-    <w:lsdException w:name="Light Shading" w:uiPriority="60"/>
-    <w:lsdException w:name="Light List" w:uiPriority="61"/>
-    <w:lsdException w:name="Light Grid" w:uiPriority="62"/>
-    <w:lsdException w:name="Medium Shading 1" w:uiPriority="63"/>
-    <w:lsdException w:name="Medium Shading 2" w:uiPriority="64"/>
-    <w:lsdException w:name="Medium List 1" w:uiPriority="65"/>
-    <w:lsdException w:name="Medium List 2" w:uiPriority="66"/>
-    <w:lsdException w:name="Medium Grid 1" w:uiPriority="67"/>
-    <w:lsdException w:name="Medium Grid 2" w:uiPriority="68"/>
-    <w:lsdException w:name="Medium Grid 3" w:uiPriority="69"/>
-    <w:lsdException w:name="Dark List" w:uiPriority="70"/>
-    <w:lsdException w:name="Colorful Shading" w:uiPriority="71"/>
-    <w:lsdException w:name="Colorful List" w:uiPriority="72"/>
-    <w:lsdException w:name="Colorful Grid" w:uiPriority="73"/>
-    <w:lsdException w:name="Light Shading Accent 1" w:uiPriority="60"/>
-    <w:lsdException w:name="Light List Accent 1" w:uiPriority="61"/>
-    <w:lsdException w:name="Light Grid Accent 1" w:uiPriority="62"/>
-    <w:lsdException w:name="Medium Shading 1 Accent 1" w:uiPriority="63"/>
-    <w:lsdException w:name="Medium Shading 2 Accent 1" w:uiPriority="64"/>
-    <w:lsdException w:name="Medium List 1 Accent 1" w:uiPriority="65"/>
-    <w:lsdException w:name="Revision" w:semiHidden="1"/>
-    <w:lsdException w:name="List Paragraph" w:uiPriority="34" w:qFormat="1"/>
-    <w:lsdException w:name="Quote" w:uiPriority="29" w:qFormat="1"/>
-    <w:lsdException w:name="Intense Quote" w:uiPriority="30" w:qFormat="1"/>
-    <w:lsdException w:name="Medium List 2 Accent 1" w:uiPriority="66"/>
-    <w:lsdException w:name="Medium Grid 1 Accent 1" w:uiPriority="67"/>
-    <w:lsdException w:name="Medium Grid 2 Accent 1" w:uiPriority="68"/>
-    <w:lsdException w:name="Medium Grid 3 Accent 1" w:uiPriority="69"/>
-    <w:lsdException w:name="Dark List Accent 1" w:uiPriority="70"/>
-    <w:lsdException w:name="Colorful Shading Accent 1" w:uiPriority="71"/>
-    <w:lsdException w:name="Colorful List Accent 1" w:uiPriority="72"/>
-    <w:lsdException w:name="Colorful Grid Accent 1" w:uiPriority="73"/>
-    <w:lsdException w:name="Light Shading Accent 2" w:uiPriority="60"/>
-    <w:lsdException w:name="Light List Accent 2" w:uiPriority="61"/>
-    <w:lsdException w:name="Light Grid Accent 2" w:uiPriority="62"/>
-    <w:lsdException w:name="Medium Shading 1 Accent 2" w:uiPriority="63"/>
-    <w:lsdException w:name="Medium Shading 2 Accent 2" w:uiPriority="64"/>
-    <w:lsdException w:name="Medium List 1 Accent 2" w:uiPriority="65"/>
-    <w:lsdException w:name="Medium List 2 Accent 2" w:uiPriority="66"/>
-    <w:lsdException w:name="Medium Grid 1 Accent 2" w:uiPriority="67"/>
-    <w:lsdException w:name="Medium Grid 2 Accent 2" w:uiPriority="68"/>
-    <w:lsdException w:name="Medium Grid 3 Accent 2" w:uiPriority="69"/>
-    <w:lsdException w:name="Dark List Accent 2" w:uiPriority="70"/>
-    <w:lsdException w:name="Colorful Shading Accent 2" w:uiPriority="71"/>
-    <w:lsdException w:name="Colorful List Accent 2" w:uiPriority="72"/>
-    <w:lsdException w:name="Colorful Grid Accent 2" w:uiPriority="73"/>
-    <w:lsdException w:name="Light Shading Accent 3" w:uiPriority="60"/>
-    <w:lsdException w:name="Light List Accent 3" w:uiPriority="61"/>
-    <w:lsdException w:name="Light Grid Accent 3" w:uiPriority="62"/>
-    <w:lsdException w:name="Medium Shading 1 Accent 3" w:uiPriority="63"/>
-    <w:lsdException w:name="Medium Shading 2 Accent 3" w:uiPriority="64"/>
-    <w:lsdException w:name="Medium List 1 Accent 3" w:uiPriority="65"/>
-    <w:lsdException w:name="Medium List 2 Accent 3" w:uiPriority="66"/>
-    <w:lsdException w:name="Medium Grid 1 Accent 3" w:uiPriority="67"/>
-    <w:lsdException w:name="Medium Grid 2 Accent 3" w:uiPriority="68"/>
-    <w:lsdException w:name="Medium Grid 3 Accent 3" w:uiPriority="69"/>
-    <w:lsdException w:name="Dark List Accent 3" w:uiPriority="70"/>
-    <w:lsdException w:name="Colorful Shading Accent 3" w:uiPriority="71"/>
-    <w:lsdException w:name="Colorful List Accent 3" w:uiPriority="72"/>
-    <w:lsdException w:name="Colorful Grid Accent 3" w:uiPriority="73"/>
-    <w:lsdException w:name="Light Shading Accent 4" w:uiPriority="60"/>
-    <w:lsdException w:name="Light List Accent 4" w:uiPriority="61"/>
-    <w:lsdException w:name="Light Grid Accent 4" w:uiPriority="62"/>
-    <w:lsdException w:name="Medium Shading 1 Accent 4" w:uiPriority="63"/>
-    <w:lsdException w:name="Medium Shading 2 Accent 4" w:uiPriority="64"/>
-    <w:lsdException w:name="Medium List 1 Accent 4" w:uiPriority="65"/>
-    <w:lsdException w:name="Medium List 2 Accent 4" w:uiPriority="66"/>
-    <w:lsdException w:name="Medium Grid 1 Accent 4" w:uiPriority="67"/>
-    <w:lsdException w:name="Medium Grid 2 Accent 4" w:uiPriority="68"/>
-    <w:lsdException w:name="Medium Grid 3 Accent 4" w:uiPriority="69"/>
-    <w:lsdException w:name="Dark List Accent 4" w:uiPriority="70"/>
-    <w:lsdException w:name="Colorful Shading Accent 4" w:uiPriority="71"/>
-    <w:lsdException w:name="Colorful List Accent 4" w:uiPriority="72"/>
-    <w:lsdException w:name="Colorful Grid Accent 4" w:uiPriority="73"/>
-    <w:lsdException w:name="Light Shading Accent 5" w:uiPriority="60"/>
-    <w:lsdException w:name="Light List Accent 5" w:uiPriority="61"/>
-    <w:lsdException w:name="Light Grid Accent 5" w:uiPriority="62"/>
-    <w:lsdException w:name="Medium Shading 1 Accent 5" w:uiPriority="63"/>
-    <w:lsdException w:name="Medium Shading 2 Accent 5" w:uiPriority="64"/>
-    <w:lsdException w:name="Medium List 1 Accent 5" w:uiPriority="65"/>
-    <w:lsdException w:name="Medium List 2 Accent 5" w:uiPriority="66"/>
-    <w:lsdException w:name="Medium Grid 1 Accent 5" w:uiPriority="67"/>
-    <w:lsdException w:name="Medium Grid 2 Accent 5" w:uiPriority="68"/>
-    <w:lsdException w:name="Medium Grid 3 Accent 5" w:uiPriority="69"/>
-    <w:lsdException w:name="Dark List Accent 5" w:uiPriority="70"/>
-    <w:lsdException w:name="Colorful Shading Accent 5" w:uiPriority="71"/>
-    <w:lsdException w:name="Colorful List Accent 5" w:uiPriority="72"/>
-    <w:lsdException w:name="Colorful Grid Accent 5" w:uiPriority="73"/>
-    <w:lsdException w:name="Light Shading Accent 6" w:uiPriority="60"/>
-    <w:lsdException w:name="Light List Accent 6" w:uiPriority="61"/>
-    <w:lsdException w:name="Light Grid Accent 6" w:uiPriority="62"/>
-    <w:lsdException w:name="Medium Shading 1 Accent 6" w:uiPriority="63"/>
-    <w:lsdException w:name="Medium Shading 2 Accent 6" w:uiPriority="64"/>
-    <w:lsdException w:name="Medium List 1 Accent 6" w:uiPriority="65"/>
-    <w:lsdException w:name="Medium List 2 Accent 6" w:uiPriority="66"/>
-    <w:lsdException w:name="Medium Grid 1 Accent 6" w:uiPriority="67"/>
-    <w:lsdException w:name="Medium Grid 2 Accent 6" w:uiPriority="68"/>
-    <w:lsdException w:name="Medium Grid 3 Accent 6" w:uiPriority="69"/>
-    <w:lsdException w:name="Dark List Accent 6" w:uiPriority="70"/>
-    <w:lsdException w:name="Colorful Shading Accent 6" w:uiPriority="71"/>
-    <w:lsdException w:name="Colorful List Accent 6" w:uiPriority="72"/>
-    <w:lsdException w:name="Colorful Grid Accent 6" w:uiPriority="73"/>
-    <w:lsdException w:name="Subtle Emphasis" w:uiPriority="19" w:qFormat="1"/>
-    <w:lsdException w:name="Intense Emphasis" w:uiPriority="21" w:qFormat="1"/>
-    <w:lsdException w:name="Subtle Reference" w:uiPriority="31" w:qFormat="1"/>
-    <w:lsdException w:name="Intense Reference" w:uiPriority="32" w:qFormat="1"/>
-    <w:lsdException w:name="Book Title" w:uiPriority="33" w:qFormat="1"/>
-    <w:lsdException w:name="Bibliography" w:semiHidden="1" w:uiPriority="37" w:unhideWhenUsed="1"/>
-    <w:lsdException w:name="TOC Heading" w:semiHidden="1" w:uiPriority="39" w:unhideWhenUsed="1" w:qFormat="1"/>
-    <w:lsdException w:name="Plain Table 1" w:uiPriority="41"/>
-    <w:lsdException w:name="Plain Table 2" w:uiPriority="42"/>
-    <w:lsdException w:name="Plain Table 3" w:uiPriority="43"/>
-    <w:lsdException w:name="Plain Table 4" w:uiPriority="44"/>
-    <w:lsdException w:name="Plain Table 5" w:uiPriority="45"/>
-    <w:lsdException w:name="Grid Table Light" w:uiPriority="40"/>
-    <w:lsdException w:name="Grid Table 1 Light" w:uiPriority="46"/>
-    <w:lsdException w:name="Grid Table 2" w:uiPriority="47"/>
-    <w:lsdException w:name="Grid Table 3" w:uiPriority="48"/>
-    <w:lsdException w:name="Grid Table 4" w:uiPriority="49"/>
-    <w:lsdException w:name="Grid Table 5 Dark" w:uiPriority="50"/>
-    <w:lsdException w:name="Grid Table 6 Colorful" w:uiPriority="51"/>
-    <w:lsdException w:name="Grid Table 7 Colorful" w:uiPriority="52"/>
-    <w:lsdException w:name="Grid Table 1 Light Accent 1" w:uiPriority="46"/>
-    <w:lsdException w:name="Grid Table 2 Accent 1" w:uiPriority="47"/>
-    <w:lsdException w:name="Grid Table 3 Accent 1" w:uiPriority="48"/>
-    <w:lsdException w:name="Grid Table 4 Accent 1" w:uiPriority="49"/>
-    <w:lsdException w:name="Grid Table 5 Dark Accent 1" w:uiPriority="50"/>
-    <w:lsdException w:name="Grid Table 6 Colorful Accent 1" w:uiPriority="51"/>
-    <w:lsdException w:name="Grid Table 7 Colorful Accent 1" w:uiPriority="52"/>
-    <w:lsdException w:name="Grid Table 1 Light Accent 2" w:uiPriority="46"/>
-    <w:lsdException w:name="Grid Table 2 Accent 2" w:uiPriority="47"/>
-    <w:lsdException w:name="Grid Table 3 Accent 2" w:uiPriority="48"/>
-    <w:lsdException w:name="Grid Table 4 Accent 2" w:uiPriority="49"/>
-    <w:lsdException w:name="Grid Table 5 Dark Accent 2" w:uiPriority="50"/>
-    <w:lsdException w:name="Grid Table 6 Colorful Accent 2" w:uiPriority="51"/>
-    <w:lsdException w:name="Grid Table 7 Colorful Accent 2" w:uiPriority="52"/>
-    <w:lsdException w:name="Grid Table 1 Light Accent 3" w:uiPriority="46"/>
-    <w:lsdException w:name="Grid Table 2 Accent 3" w:uiPriority="47"/>
-    <w:lsdException w:name="Grid Table 3 Accent 3" w:uiPriority="48"/>
-    <w:lsdException w:name="Grid Table 4 Accent 3" w:uiPriority="49"/>
-    <w:lsdException w:name="Grid Table 5 Dark Accent 3" w:uiPriority="50"/>
-    <w:lsdException w:name="Grid Table 6 Colorful Accent 3" w:uiPriority="51"/>
-    <w:lsdException w:name="Grid Table 7 Colorful Accent 3" w:uiPriority="52"/>
-    <w:lsdException w:name="Grid Table 1 Light Accent 4" w:uiPriority="46"/>
-    <w:lsdException w:name="Grid Table 2 Accent 4" w:uiPriority="47"/>
-    <w:lsdException w:name="Grid Table 3 Accent 4" w:uiPriority="48"/>
-    <w:lsdException w:name="Grid Table 4 Accent 4" w:uiPriority="49"/>
-    <w:lsdException w:name="Grid Table 5 Dark Accent 4" w:uiPriority="50"/>
-    <w:lsdException w:name="Grid Table 6 Colorful Accent 4" w:uiPriority="51"/>
-    <w:lsdException w:name="Grid Table 7 Colorful Accent 4" w:uiPriority="52"/>
-    <w:lsdException w:name="Grid Table 1 Light Accent 5" w:uiPriority="46"/>
-    <w:lsdException w:name="Grid Table 2 Accent 5" w:uiPriority="47"/>
-    <w:lsdException w:name="Grid Table 3 Accent 5" w:uiPriority="48"/>
-    <w:lsdException w:name="Grid Table 4 Accent 5" w:uiPriority="49"/>
-    <w:lsdException w:name="Grid Table 5 Dark Accent 5" w:uiPriority="50"/>
-    <w:lsdException w:name="Grid Table 6 Colorful Accent 5" w:uiPriority="51"/>
-    <w:lsdException w:name="Grid Table 7 Colorful Accent 5" w:uiPriority="52"/>
-    <w:lsdException w:name="Grid Table 1 Light Accent 6" w:uiPriority="46"/>
-    <w:lsdException w:name="Grid Table 2 Accent 6" w:uiPriority="47"/>
-    <w:lsdException w:name="Grid Table 3 Accent 6" w:uiPriority="48"/>
-    <w:lsdException w:name="Grid Table 4 Accent 6" w:uiPriority="49"/>
-    <w:lsdException w:name="Grid Table 5 Dark Accent 6" w:uiPriority="50"/>
-    <w:lsdException w:name="Grid Table 6 Colorful Accent 6" w:uiPriority="51"/>
-    <w:lsdException w:name="Grid Table 7 Colorful Accent 6" w:uiPriority="52"/>
-    <w:lsdException w:name="List Table 1 Light" w:uiPriority="46"/>
-    <w:lsdException w:name="List Table 2" w:uiPriority="47"/>
-    <w:lsdException w:name="List Table 3" w:uiPriority="48"/>
-    <w:lsdException w:name="List Table 4" w:uiPriority="49"/>
-    <w:lsdException w:name="List Table 5 Dark" w:uiPriority="50"/>
-    <w:lsdException w:name="List Table 6 Colorful" w:uiPriority="51"/>
-    <w:lsdException w:name="List Table 7 Colorful" w:uiPriority="52"/>
-    <w:lsdException w:name="List Table 1 Light Accent 1" w:uiPriority="46"/>
-    <w:lsdException w:name="List Table 2 Accent 1" w:uiPriority="47"/>
-    <w:lsdException w:name="List Table 3 Accent 1" w:uiPriority="48"/>
-    <w:lsdException w:name="List Table 4 Accent 1" w:uiPriority="49"/>
-    <w:lsdException w:name="List Table 5 Dark Accent 1" w:uiPriority="50"/>
-    <w:lsdException w:name="List Table 6 Colorful Accent 1" w:uiPriority="51"/>
-    <w:lsdException w:name="List Table 7 Colorful Accent 1" w:uiPriority="52"/>
-    <w:lsdException w:name="List Table 1 Light Accent 2" w:uiPriority="46"/>
-    <w:lsdException w:name="List Table 2 Accent 2" w:uiPriority="47"/>
-    <w:lsdException w:name="List Table 3 Accent 2" w:uiPriority="48"/>
-    <w:lsdException w:name="List Table 4 Accent 2" w:uiPriority="49"/>
-    <w:lsdException w:name="List Table 5 Dark Accent 2" w:uiPriority="50"/>
-    <w:lsdException w:name="List Table 6 Colorful Accent 2" w:uiPriority="51"/>
-    <w:lsdException w:name="List Table 7 Colorful Accent 2" w:uiPriority="52"/>
-    <w:lsdException w:name="List Table 1 Light Accent 3" w:uiPriority="46"/>
-    <w:lsdException w:name="List Table 2 Accent 3" w:uiPriority="47"/>
-    <w:lsdException w:name="List Table 3 Accent 3" w:uiPriority="48"/>
-    <w:lsdException w:name="List Table 4 Accent 3" w:uiPriority="49"/>
-    <w:lsdException w:name="List Table 5 Dark Accent 3" w:uiPriority="50"/>
-    <w:lsdException w:name="List Table 6 Colorful Accent 3" w:uiPriority="51"/>
-    <w:lsdException w:name="List Table 7 Colorful Accent 3" w:uiPriority="52"/>
-    <w:lsdException w:name="List Table 1 Light Accent 4" w:uiPriority="46"/>
-    <w:lsdException w:name="List Table 2 Accent 4" w:uiPriority="47"/>
-    <w:lsdException w:name="List Table 3 Accent 4" w:uiPriority="48"/>
-    <w:lsdException w:name="List Table 4 Accent 4" w:uiPriority="49"/>
-    <w:lsdException w:name="List Table 5 Dark Accent 4" w:uiPriority="50"/>
-    <w:lsdException w:name="List Table 6 Colorful Accent 4" w:uiPriority="51"/>
-    <w:lsdException w:name="List Table 7 Colorful Accent 4" w:uiPriority="52"/>
-    <w:lsdException w:name="List Table 1 Light Accent 5" w:uiPriority="46"/>
-    <w:lsdException w:name="List Table 2 Accent 5" w:uiPriority="47"/>
-    <w:lsdException w:name="List Table 3 Accent 5" w:uiPriority="48"/>
-    <w:lsdException w:name="List Table 4 Accent 5" w:uiPriority="49"/>
-    <w:lsdException w:name="List Table 5 Dark Accent 5" w:uiPriority="50"/>
-    <w:lsdException w:name="List Table 6 Colorful Accent 5" w:uiPriority="51"/>
-    <w:lsdException w:name="List Table 7 Colorful Accent 5" w:uiPriority="52"/>
-    <w:lsdException w:name="List Table 1 Light Accent 6" w:uiPriority="46"/>
-    <w:lsdException w:name="List Table 2 Accent 6" w:uiPriority="47"/>
-    <w:lsdException w:name="List Table 3 Accent 6" w:uiPriority="48"/>
-    <w:lsdException w:name="List Table 4 Accent 6" w:uiPriority="49"/>
-    <w:lsdException w:name="List Table 5 Dark Accent 6" w:uiPriority="50"/>
-    <w:lsdException w:name="List Table 6 Colorful Accent 6" w:uiPriority="51"/>
-    <w:lsdException w:name="List Table 7 Colorful Accent 6" w:uiPriority="52"/>
-  </w:latentStyles>
-  <w:style w:type="paragraph" w:default="1" w:styleId="Norml">
-    <w:name w:val="Normal"/>
-    <w:qFormat/>
-  </w:style>
-  <w:style w:type="character" w:default="1" w:styleId="Bekezdsalapbettpusa">
-    <w:name w:val="Default Paragraph Font"/>
-    <w:uiPriority w:val="1"/>
-    <w:semiHidden/>
-    <w:unhideWhenUsed/>
-  </w:style>
-  <w:style w:type="table" w:default="1" w:styleId="Normltblzat">
-    <w:name w:val="Normal Table"/>
-    <w:uiPriority w:val="99"/>
-    <w:semiHidden/>
-    <w:unhideWhenUsed/>
-    <w:tblPr>
-      <w:tblInd w:w="0" w:type="dxa"/>
-      <w:tblCellMar>
-        <w:top w:w="0" w:type="dxa"/>
-        <w:left w:w="108" w:type="dxa"/>
-        <w:bottom w:w="0" w:type="dxa"/>
-        <w:right w:w="108" w:type="dxa"/>
-      </w:tblCellMar>
-    </w:tblPr>
-  </w:style>
-  <w:style w:type="numbering" w:default="1" w:styleId="Nemlista">
-    <w:name w:val="No List"/>
-    <w:uiPriority w:val="99"/>
-    <w:semiHidden/>
-    <w:unhideWhenUsed/>
-  </w:style>
-  <w:style w:type="character" w:styleId="Helyrzszveg">
-    <w:name w:val="Placeholder Text"/>
-    <w:basedOn w:val="Bekezdsalapbettpusa"/>
-    <w:uiPriority w:val="99"/>
-    <w:semiHidden/>
-    <w:rsid w:val="00B434BA"/>
-    <w:rPr>
-      <w:color w:val="808080"/>
-    </w:rPr>
-  </w:style>
-</w:styles>
-</file>
-
-<file path=word/glossary/webSettings.xml><?xml version="1.0" encoding="utf-8"?>
-<w:webSettings xmlns:mc="http://schemas.openxmlformats.org/markup-compatibility/2006" xmlns:r="http://schemas.openxmlformats.org/officeDocument/2006/relationships" xmlns:w="http://schemas.openxmlformats.org/wordprocessingml/2006/main" xmlns:w14="http://schemas.microsoft.com/office/word/2010/wordml" xmlns:w15="http://schemas.microsoft.com/office/word/2012/wordml" xmlns:w16se="http://schemas.microsoft.com/office/word/2015/wordml/symex" mc:Ignorable="w14 w15 w16se">
-  <w:optimizeForBrowser/>
-  <w:allowPNG/>
-</w:webSettings>
 </file>
 
 <file path=word/theme/theme1.xml><?xml version="1.0" encoding="utf-8"?>
@@ -20648,7 +19921,7 @@
 </file>
 
 <file path=customXml/itemProps1.xml><?xml version="1.0" encoding="utf-8"?>
-<ds:datastoreItem xmlns:ds="http://schemas.openxmlformats.org/officeDocument/2006/customXml" ds:itemID="{D9DC0D1A-83C6-439B-83BD-4A696044FF67}">
+<ds:datastoreItem xmlns:ds="http://schemas.openxmlformats.org/officeDocument/2006/customXml" ds:itemID="{A4FDF3A8-0FB0-4F7C-8A41-5E71FBBF1887}">
   <ds:schemaRefs>
     <ds:schemaRef ds:uri="http://schemas.openxmlformats.org/officeDocument/2006/bibliography"/>
   </ds:schemaRefs>
